--- a/pr-preview/pr-257/sufficiency-handout-tracked-changes.docx
+++ b/pr-preview/pr-257/sufficiency-handout-tracked-changes.docx
@@ -16,7 +16,7 @@
       </w:pPr>
       <w:del w:id="1" w:author="PR Preview" w:date="2026-01-01T00:00:00Z">
         <w:r>
-          <w:delText xml:space="preserve">Last modified: 2026-10-16 05:21:29 (PDT)</w:delText>
+          <w:delText xml:space="preserve">Last modified: 2026-10-16 07:21:05 (PDT)</w:delText>
         </w:r>
       </w:del>
     </w:p>
@@ -26,7 +26,7 @@
       </w:pPr>
       <w:ins w:id="2" w:author="PR Preview" w:date="2026-01-01T00:00:00Z">
         <w:r>
-          <w:t xml:space="preserve">Last modified: 2026-10-16 05:26:23 (PDT)</w:t>
+          <w:t xml:space="preserve">Last modified: 2026-10-16 10:01:37 (PDT)</w:t>
         </w:r>
       </w:ins>
     </w:p>
@@ -11464,169 +11464,113 @@
       <w:pPr>
         <w:pStyle w:val="BodyText"/>
       </w:pPr>
-      <w:del w:id="3" w:author="PR Preview" w:date="2026-01-01T00:00:00Z">
-        <w:r>
-          <w:rPr>
-            <w:b/>
-            <w:bCs/>
-          </w:rPr>
-          <w:delText xml:space="preserve">Example 2 (Rao–Blackwellizing an estimate of the chance of a zero count)</w:delText>
-        </w:r>
-      </w:del>
-      <w:del w:id="4" w:author="PR Preview" w:date="2026-01-01T00:00:00Z">
-        <w:r>
-          <w:delText xml:space="preserve"> </w:delText>
-        </w:r>
-      </w:del>
-      <w:del w:id="5" w:author="PR Preview" w:date="2026-01-01T00:00:00Z">
-        <w:r>
-          <w:delText xml:space="preserve">The</w:delText>
-        </w:r>
-      </w:del>
-      <w:del w:id="6" w:author="PR Preview" w:date="2026-01-01T00:00:00Z">
-        <w:r>
-          <w:delText xml:space="preserve"> </w:delText>
-        </w:r>
-      </w:del>
-      <w:del w:id="7" w:author="PR Preview" w:date="2026-01-01T00:00:00Z">
+      <w:r>
+        <w:rPr>
+          <w:b/>
+          <w:bCs/>
+        </w:rPr>
+        <w:t xml:space="preserve">Example 2 (Rao–Blackwellizing an estimate of the chance of a zero count)</w:t>
+      </w:r>
+      <w:r>
+        <w:t xml:space="preserve"> </w:t>
+      </w:r>
+      <w:r>
+        <w:t xml:space="preserve">The</w:t>
+      </w:r>
+      <w:r>
+        <w:t xml:space="preserve"> </w:t>
+      </w:r>
+      <w:r>
+        <w:rPr>
+          <w:rStyle w:val="VerbatimChar"/>
+        </w:rPr>
+        <w:t xml:space="preserve">birthwt</w:t>
+      </w:r>
+      <w:r>
+        <w:t xml:space="preserve"> </w:t>
+      </w:r>
+      <w:r>
+        <w:t xml:space="preserve">data record the number of previous premature labors (</w:t>
+      </w:r>
+      <w:r>
+        <w:rPr>
+          <w:rStyle w:val="VerbatimChar"/>
+        </w:rPr>
+        <w:t xml:space="preserve">ptl</w:t>
+      </w:r>
+      <w:r>
+        <w:t xml:space="preserve">) for 189 women</w:t>
+      </w:r>
+      <w:r>
+        <w:t xml:space="preserve"> </w:t>
+      </w:r>
+      <w:r>
+        <w:t xml:space="preserve">in a study at Baystate Medical Center in Springfield, Massachusetts</w:t>
+      </w:r>
+      <w:r>
+        <w:t xml:space="preserve"> </w:t>
+      </w:r>
+      <w:r>
+        <w:t xml:space="preserve">(Hosmer and Lemeshow 1989)</w:t>
+      </w:r>
+      <w:r>
+        <w:t xml:space="preserve">; the data ship with the R package</w:t>
+      </w:r>
+      <w:r>
+        <w:t xml:space="preserve"> </w:t>
+      </w:r>
+      <w:hyperlink r:id="rId36">
         <w:r>
           <w:rPr>
             <w:rStyle w:val="VerbatimChar"/>
           </w:rPr>
-          <w:delText xml:space="preserve">birthwt</w:delText>
+          <w:t xml:space="preserve">MASS</w:t>
         </w:r>
-      </w:del>
-      <w:del w:id="8" w:author="PR Preview" w:date="2026-01-01T00:00:00Z">
-        <w:r>
-          <w:delText xml:space="preserve"> </w:delText>
-        </w:r>
-      </w:del>
-      <w:del w:id="9" w:author="PR Preview" w:date="2026-01-01T00:00:00Z">
-        <w:r>
-          <w:delText xml:space="preserve">data record the number of previous premature labors (</w:delText>
-        </w:r>
-      </w:del>
-      <w:del w:id="10" w:author="PR Preview" w:date="2026-01-01T00:00:00Z">
+      </w:hyperlink>
+      <w:r>
+        <w:t xml:space="preserve"> </w:t>
+      </w:r>
+      <w:r>
+        <w:t xml:space="preserve">(</w:t>
+      </w:r>
+      <w:r>
+        <w:rPr>
+          <w:rStyle w:val="VerbatimChar"/>
+        </w:rPr>
+        <w:t xml:space="preserve">MASS::birthwt</w:t>
+      </w:r>
+      <w:r>
+        <w:t xml:space="preserve">),</w:t>
+      </w:r>
+      <w:r>
+        <w:t xml:space="preserve"> </w:t>
+      </w:r>
+      <w:r>
+        <w:t xml:space="preserve">and this site has a copy at</w:t>
+      </w:r>
+      <w:r>
+        <w:t xml:space="preserve"> </w:t>
+      </w:r>
+      <w:hyperlink r:id="rId37">
         <w:r>
           <w:rPr>
             <w:rStyle w:val="VerbatimChar"/>
           </w:rPr>
-          <w:delText xml:space="preserve">ptl</w:delText>
+          <w:t xml:space="preserve">data/birthwt.csv</w:t>
         </w:r>
-      </w:del>
-      <w:del w:id="11" w:author="PR Preview" w:date="2026-01-01T00:00:00Z">
-        <w:r>
-          <w:delText xml:space="preserve">) for 189 women</w:delText>
-        </w:r>
-      </w:del>
-      <w:del w:id="12" w:author="PR Preview" w:date="2026-01-01T00:00:00Z">
-        <w:r>
-          <w:delText xml:space="preserve"> </w:delText>
-        </w:r>
-      </w:del>
-      <w:del w:id="13" w:author="PR Preview" w:date="2026-01-01T00:00:00Z">
-        <w:r>
-          <w:delText xml:space="preserve">in a study at Baystate Medical Center in Springfield, Massachusetts</w:delText>
-        </w:r>
-      </w:del>
-      <w:del w:id="14" w:author="PR Preview" w:date="2026-01-01T00:00:00Z">
-        <w:r>
-          <w:delText xml:space="preserve"> </w:delText>
-        </w:r>
-      </w:del>
-      <w:del w:id="15" w:author="PR Preview" w:date="2026-01-01T00:00:00Z">
-        <w:r>
-          <w:delText xml:space="preserve">(Hosmer and Lemeshow 1989)</w:delText>
-        </w:r>
-      </w:del>
-      <w:del w:id="16" w:author="PR Preview" w:date="2026-01-01T00:00:00Z">
-        <w:r>
-          <w:delText xml:space="preserve">; the data ship with the R package</w:delText>
-        </w:r>
-      </w:del>
-      <w:del w:id="17" w:author="PR Preview" w:date="2026-01-01T00:00:00Z">
-        <w:r>
-          <w:delText xml:space="preserve"> </w:delText>
-        </w:r>
-      </w:del>
-      <w:hyperlink r:id="rId36">
-        <w:del w:id="18" w:author="PR Preview" w:date="2026-01-01T00:00:00Z">
-          <w:r>
-            <w:rPr>
-              <w:rStyle w:val="VerbatimChar"/>
-            </w:rPr>
-            <w:delText xml:space="preserve">MASS</w:delText>
-          </w:r>
-        </w:del>
       </w:hyperlink>
-      <w:del w:id="19" w:author="PR Preview" w:date="2026-01-01T00:00:00Z">
-        <w:r>
-          <w:delText xml:space="preserve"> </w:delText>
-        </w:r>
-      </w:del>
-      <w:del w:id="20" w:author="PR Preview" w:date="2026-01-01T00:00:00Z">
-        <w:r>
-          <w:delText xml:space="preserve">(</w:delText>
-        </w:r>
-      </w:del>
-      <w:del w:id="21" w:author="PR Preview" w:date="2026-01-01T00:00:00Z">
-        <w:r>
-          <w:rPr>
-            <w:rStyle w:val="VerbatimChar"/>
-          </w:rPr>
-          <w:delText xml:space="preserve">MASS::birthwt</w:delText>
-        </w:r>
-      </w:del>
-      <w:del w:id="22" w:author="PR Preview" w:date="2026-01-01T00:00:00Z">
-        <w:r>
-          <w:delText xml:space="preserve">),</w:delText>
-        </w:r>
-      </w:del>
-      <w:del w:id="23" w:author="PR Preview" w:date="2026-01-01T00:00:00Z">
-        <w:r>
-          <w:delText xml:space="preserve"> </w:delText>
-        </w:r>
-      </w:del>
-      <w:del w:id="24" w:author="PR Preview" w:date="2026-01-01T00:00:00Z">
-        <w:r>
-          <w:delText xml:space="preserve">and this site has a copy at</w:delText>
-        </w:r>
-      </w:del>
-      <w:del w:id="25" w:author="PR Preview" w:date="2026-01-01T00:00:00Z">
-        <w:r>
-          <w:delText xml:space="preserve"> </w:delText>
-        </w:r>
-      </w:del>
-      <w:hyperlink r:id="rId37">
-        <w:del w:id="26" w:author="PR Preview" w:date="2026-01-01T00:00:00Z">
-          <w:r>
-            <w:rPr>
-              <w:rStyle w:val="VerbatimChar"/>
-            </w:rPr>
-            <w:delText xml:space="preserve">data/birthwt.csv</w:delText>
-          </w:r>
-        </w:del>
-      </w:hyperlink>
-      <w:del w:id="27" w:author="PR Preview" w:date="2026-01-01T00:00:00Z">
-        <w:r>
-          <w:delText xml:space="preserve">.</w:delText>
-        </w:r>
-      </w:del>
-      <w:del w:id="28" w:author="PR Preview" w:date="2026-01-01T00:00:00Z">
-        <w:r>
-          <w:delText xml:space="preserve"> </w:delText>
-        </w:r>
-      </w:del>
-      <w:del w:id="29" w:author="PR Preview" w:date="2026-01-01T00:00:00Z">
-        <w:r>
-          <w:delText xml:space="preserve">Treat counts like these as a Poisson sample,</w:delText>
-        </w:r>
-      </w:del>
-      <w:del w:id="30" w:author="PR Preview" w:date="2026-01-01T00:00:00Z">
-        <w:r>
-          <w:delText xml:space="preserve"> </w:delText>
-        </w:r>
-      </w:del>
+      <w:r>
+        <w:t xml:space="preserve">.</w:t>
+      </w:r>
+      <w:r>
+        <w:t xml:space="preserve"> </w:t>
+      </w:r>
+      <w:r>
+        <w:t xml:space="preserve">Treat counts like these as a Poisson sample,</w:t>
+      </w:r>
+      <w:r>
+        <w:t xml:space="preserve"> </w:t>
+      </w:r>
       <m:oMath>
         <m:sSub>
           <m:e>
@@ -11716,369 +11660,41 @@
           <m:t>)</m:t>
         </m:r>
       </m:oMath>
-      <w:del w:id="31" w:author="PR Preview" w:date="2026-01-01T00:00:00Z">
-        <w:r>
-          <w:delText xml:space="preserve">,</w:delText>
-        </w:r>
-      </w:del>
-      <w:del w:id="32" w:author="PR Preview" w:date="2026-01-01T00:00:00Z">
-        <w:r>
-          <w:delText xml:space="preserve"> </w:delText>
-        </w:r>
-      </w:del>
-      <w:del w:id="33" w:author="PR Preview" w:date="2026-01-01T00:00:00Z">
-        <w:r>
-          <w:delText xml:space="preserve">with</w:delText>
-        </w:r>
-      </w:del>
-      <w:del w:id="34" w:author="PR Preview" w:date="2026-01-01T00:00:00Z">
-        <w:r>
-          <w:delText xml:space="preserve"> </w:delText>
-        </w:r>
-      </w:del>
+      <w:r>
+        <w:t xml:space="preserve">,</w:t>
+      </w:r>
+      <w:r>
+        <w:t xml:space="preserve"> </w:t>
+      </w:r>
+      <w:r>
+        <w:t xml:space="preserve">with</w:t>
+      </w:r>
+      <w:r>
+        <w:t xml:space="preserve"> </w:t>
+      </w:r>
       <m:oMath>
         <m:r>
           <m:t>λ</m:t>
         </m:r>
       </m:oMath>
-      <w:del w:id="35" w:author="PR Preview" w:date="2026-01-01T00:00:00Z">
-        <w:r>
-          <w:delText xml:space="preserve"> </w:delText>
-        </w:r>
-      </w:del>
-      <w:del w:id="36" w:author="PR Preview" w:date="2026-01-01T00:00:00Z">
-        <w:r>
-          <w:delText xml:space="preserve">equal to the mean of</w:delText>
-        </w:r>
-      </w:del>
-      <w:del w:id="37" w:author="PR Preview" w:date="2026-01-01T00:00:00Z">
-        <w:r>
-          <w:delText xml:space="preserve"> </w:delText>
-        </w:r>
-      </w:del>
-      <w:del w:id="38" w:author="PR Preview" w:date="2026-01-01T00:00:00Z">
-        <w:r>
-          <w:rPr>
-            <w:rStyle w:val="VerbatimChar"/>
-          </w:rPr>
-          <w:delText xml:space="preserve">ptl</w:delText>
-        </w:r>
-      </w:del>
-      <w:del w:id="39" w:author="PR Preview" w:date="2026-01-01T00:00:00Z">
-        <w:r>
-          <w:delText xml:space="preserve">, 0.196.</w:delText>
-        </w:r>
-      </w:del>
-    </w:p>
-    <w:p>
-      <w:pPr>
-        <w:pStyle w:val="BodyText"/>
-      </w:pPr>
-      <w:ins w:id="40" w:author="PR Preview" w:date="2026-01-01T00:00:00Z">
-        <w:r>
-          <w:rPr>
-            <w:b/>
-            <w:bCs/>
-          </w:rPr>
-          <w:t xml:space="preserve">Example 2 (Rao–Blackwellizing an estimate of the chance of a zero count)</w:t>
-        </w:r>
-      </w:ins>
-      <w:ins w:id="41" w:author="PR Preview" w:date="2026-01-01T00:00:00Z">
-        <w:r>
-          <w:t xml:space="preserve"> </w:t>
-        </w:r>
-      </w:ins>
-      <w:ins w:id="42" w:author="PR Preview" w:date="2026-01-01T00:00:00Z">
-        <w:r>
-          <w:t xml:space="preserve">The</w:t>
-        </w:r>
-      </w:ins>
-      <w:ins w:id="43" w:author="PR Preview" w:date="2026-01-01T00:00:00Z">
-        <w:r>
-          <w:t xml:space="preserve"> </w:t>
-        </w:r>
-      </w:ins>
-      <w:ins w:id="44" w:author="PR Preview" w:date="2026-01-01T00:00:00Z">
-        <w:r>
-          <w:rPr>
-            <w:rStyle w:val="VerbatimChar"/>
-          </w:rPr>
-          <w:t xml:space="preserve">birthwt</w:t>
-        </w:r>
-      </w:ins>
-      <w:ins w:id="45" w:author="PR Preview" w:date="2026-01-01T00:00:00Z">
-        <w:r>
-          <w:t xml:space="preserve"> </w:t>
-        </w:r>
-      </w:ins>
-      <w:ins w:id="46" w:author="PR Preview" w:date="2026-01-01T00:00:00Z">
-        <w:r>
-          <w:t xml:space="preserve">data record the number of previous premature labors (</w:t>
-        </w:r>
-      </w:ins>
-      <w:ins w:id="47" w:author="PR Preview" w:date="2026-01-01T00:00:00Z">
-        <w:r>
-          <w:rPr>
-            <w:rStyle w:val="VerbatimChar"/>
-          </w:rPr>
-          <w:t xml:space="preserve">ptl</w:t>
-        </w:r>
-      </w:ins>
-      <w:ins w:id="48" w:author="PR Preview" w:date="2026-01-01T00:00:00Z">
-        <w:r>
-          <w:t xml:space="preserve">) for 189 women</w:t>
-        </w:r>
-      </w:ins>
-      <w:ins w:id="49" w:author="PR Preview" w:date="2026-01-01T00:00:00Z">
-        <w:r>
-          <w:t xml:space="preserve"> </w:t>
-        </w:r>
-      </w:ins>
-      <w:ins w:id="50" w:author="PR Preview" w:date="2026-01-01T00:00:00Z">
-        <w:r>
-          <w:t xml:space="preserve">in a study at Baystate Medical Center in Springfield, Massachusetts</w:t>
-        </w:r>
-      </w:ins>
-      <w:ins w:id="51" w:author="PR Preview" w:date="2026-01-01T00:00:00Z">
-        <w:r>
-          <w:t xml:space="preserve"> </w:t>
-        </w:r>
-      </w:ins>
-      <w:ins w:id="52" w:author="PR Preview" w:date="2026-01-01T00:00:00Z">
-        <w:r>
-          <w:t xml:space="preserve">(Hosmer and Lemeshow 1989)</w:t>
-        </w:r>
-      </w:ins>
-      <w:ins w:id="53" w:author="PR Preview" w:date="2026-01-01T00:00:00Z">
-        <w:r>
-          <w:t xml:space="preserve">; the data ship with the R package</w:t>
-        </w:r>
-      </w:ins>
-      <w:ins w:id="54" w:author="PR Preview" w:date="2026-01-01T00:00:00Z">
-        <w:r>
-          <w:t xml:space="preserve"> </w:t>
-        </w:r>
-      </w:ins>
-      <w:hyperlink r:id="rId36">
-        <w:ins w:id="55" w:author="PR Preview" w:date="2026-01-01T00:00:00Z">
-          <w:r>
-            <w:rPr>
-              <w:rStyle w:val="VerbatimChar"/>
-            </w:rPr>
-            <w:t xml:space="preserve">MASS</w:t>
-          </w:r>
-        </w:ins>
-      </w:hyperlink>
-      <w:ins w:id="56" w:author="PR Preview" w:date="2026-01-01T00:00:00Z">
-        <w:r>
-          <w:t xml:space="preserve"> </w:t>
-        </w:r>
-      </w:ins>
-      <w:ins w:id="57" w:author="PR Preview" w:date="2026-01-01T00:00:00Z">
-        <w:r>
-          <w:t xml:space="preserve">(</w:t>
-        </w:r>
-      </w:ins>
-      <w:ins w:id="58" w:author="PR Preview" w:date="2026-01-01T00:00:00Z">
-        <w:r>
-          <w:rPr>
-            <w:rStyle w:val="VerbatimChar"/>
-          </w:rPr>
-          <w:t xml:space="preserve">MASS::birthwt</w:t>
-        </w:r>
-      </w:ins>
-      <w:ins w:id="59" w:author="PR Preview" w:date="2026-01-01T00:00:00Z">
-        <w:r>
-          <w:t xml:space="preserve">),</w:t>
-        </w:r>
-      </w:ins>
-      <w:ins w:id="60" w:author="PR Preview" w:date="2026-01-01T00:00:00Z">
-        <w:r>
-          <w:t xml:space="preserve"> </w:t>
-        </w:r>
-      </w:ins>
-      <w:ins w:id="61" w:author="PR Preview" w:date="2026-01-01T00:00:00Z">
-        <w:r>
-          <w:t xml:space="preserve">and this site has a copy at</w:t>
-        </w:r>
-      </w:ins>
-      <w:ins w:id="62" w:author="PR Preview" w:date="2026-01-01T00:00:00Z">
-        <w:r>
-          <w:t xml:space="preserve"> </w:t>
-        </w:r>
-      </w:ins>
-      <w:hyperlink r:id="rId37">
-        <w:ins w:id="63" w:author="PR Preview" w:date="2026-01-01T00:00:00Z">
-          <w:r>
-            <w:rPr>
-              <w:rStyle w:val="VerbatimChar"/>
-            </w:rPr>
-            <w:t xml:space="preserve">data/birthwt.csv</w:t>
-          </w:r>
-        </w:ins>
-      </w:hyperlink>
-      <w:ins w:id="64" w:author="PR Preview" w:date="2026-01-01T00:00:00Z">
-        <w:r>
-          <w:t xml:space="preserve">.</w:t>
-        </w:r>
-      </w:ins>
-      <w:ins w:id="65" w:author="PR Preview" w:date="2026-01-01T00:00:00Z">
-        <w:r>
-          <w:t xml:space="preserve"> </w:t>
-        </w:r>
-      </w:ins>
-      <w:ins w:id="66" w:author="PR Preview" w:date="2026-01-01T00:00:00Z">
-        <w:r>
-          <w:t xml:space="preserve">Treat counts like these as a Poisson sample,</w:t>
-        </w:r>
-      </w:ins>
-      <w:ins w:id="67" w:author="PR Preview" w:date="2026-01-01T00:00:00Z">
-        <w:r>
-          <w:t xml:space="preserve"> </w:t>
-        </w:r>
-      </w:ins>
-      <m:oMath>
-        <m:sSub>
-          <m:e>
-            <m:r>
-              <m:t>X</m:t>
-            </m:r>
-          </m:e>
-          <m:sub>
-            <m:r>
-              <m:t>1</m:t>
-            </m:r>
-          </m:sub>
-        </m:sSub>
-        <m:r>
-          <m:rPr>
-            <m:sty m:val="p"/>
-          </m:rPr>
-          <m:t>,</m:t>
-        </m:r>
-        <m:r>
-          <m:rPr>
-            <m:sty m:val="p"/>
-          </m:rPr>
-          <m:t>…</m:t>
-        </m:r>
-        <m:r>
-          <m:rPr>
-            <m:sty m:val="p"/>
-          </m:rPr>
-          <m:t>,</m:t>
-        </m:r>
-        <m:sSub>
-          <m:e>
-            <m:r>
-              <m:t>X</m:t>
-            </m:r>
-          </m:e>
-          <m:sub>
-            <m:r>
-              <m:t>n</m:t>
-            </m:r>
-          </m:sub>
-        </m:sSub>
-        <m:r>
-          <m:t> </m:t>
-        </m:r>
-        <m:sSub>
-          <m:e>
-            <m:r>
-              <m:rPr>
-                <m:sty m:val="p"/>
-              </m:rPr>
-              <m:t>∼</m:t>
-            </m:r>
-          </m:e>
-          <m:sub>
-            <m:r>
-              <m:rPr>
-                <m:sty m:val="p"/>
-              </m:rPr>
-              <m:t>iid</m:t>
-            </m:r>
-          </m:sub>
-        </m:sSub>
-        <m:r>
-          <m:t> </m:t>
-        </m:r>
-        <m:r>
-          <m:rPr>
-            <m:sty m:val="p"/>
-          </m:rPr>
-          <m:t>Pois</m:t>
-        </m:r>
-        <m:r>
-          <m:rPr>
-            <m:sty m:val="p"/>
-          </m:rPr>
-          <m:t>(</m:t>
-        </m:r>
-        <m:r>
-          <m:t>λ</m:t>
-        </m:r>
-        <m:r>
-          <m:rPr>
-            <m:sty m:val="p"/>
-          </m:rPr>
-          <m:t>)</m:t>
-        </m:r>
-      </m:oMath>
-      <w:ins w:id="68" w:author="PR Preview" w:date="2026-01-01T00:00:00Z">
-        <w:r>
-          <w:t xml:space="preserve">,</w:t>
-        </w:r>
-      </w:ins>
-      <w:ins w:id="69" w:author="PR Preview" w:date="2026-01-01T00:00:00Z">
-        <w:r>
-          <w:t xml:space="preserve"> </w:t>
-        </w:r>
-      </w:ins>
-      <w:ins w:id="70" w:author="PR Preview" w:date="2026-01-01T00:00:00Z">
-        <w:r>
-          <w:t xml:space="preserve">with</w:t>
-        </w:r>
-      </w:ins>
-      <w:ins w:id="71" w:author="PR Preview" w:date="2026-01-01T00:00:00Z">
-        <w:r>
-          <w:t xml:space="preserve"> </w:t>
-        </w:r>
-      </w:ins>
-      <m:oMath>
-        <m:r>
-          <m:t>λ</m:t>
-        </m:r>
-      </m:oMath>
-      <w:ins w:id="72" w:author="PR Preview" w:date="2026-01-01T00:00:00Z">
-        <w:r>
-          <w:t xml:space="preserve"> </w:t>
-        </w:r>
-      </w:ins>
-      <w:ins w:id="73" w:author="PR Preview" w:date="2026-01-01T00:00:00Z">
-        <w:r>
-          <w:t xml:space="preserve">equal to the sample mean of</w:t>
-        </w:r>
-      </w:ins>
-      <w:ins w:id="74" w:author="PR Preview" w:date="2026-01-01T00:00:00Z">
-        <w:r>
-          <w:t xml:space="preserve"> </w:t>
-        </w:r>
-      </w:ins>
-      <w:ins w:id="75" w:author="PR Preview" w:date="2026-01-01T00:00:00Z">
-        <w:r>
-          <w:rPr>
-            <w:rStyle w:val="VerbatimChar"/>
-          </w:rPr>
-          <w:t xml:space="preserve">ptl</w:t>
-        </w:r>
-      </w:ins>
-      <w:ins w:id="76" w:author="PR Preview" w:date="2026-01-01T00:00:00Z">
-        <w:r>
-          <w:t xml:space="preserve">, 0.196.</w:t>
-        </w:r>
-      </w:ins>
+      <w:r>
+        <w:t xml:space="preserve"> </w:t>
+      </w:r>
+      <w:r>
+        <w:t xml:space="preserve">equal to the sample mean of</w:t>
+      </w:r>
+      <w:r>
+        <w:t xml:space="preserve"> </w:t>
+      </w:r>
+      <w:r>
+        <w:rPr>
+          <w:rStyle w:val="VerbatimChar"/>
+        </w:rPr>
+        <w:t xml:space="preserve">ptl</w:t>
+      </w:r>
+      <w:r>
+        <w:t xml:space="preserve">, 0.196.</w:t>
+      </w:r>
     </w:p>
     <w:p>
       <w:pPr>
@@ -12697,66 +12313,46 @@
       <w:pPr>
         <w:pStyle w:val="FirstParagraph"/>
       </w:pPr>
-      <w:del w:id="77" w:author="PR Preview" w:date="2026-01-01T00:00:00Z">
+      <w:r>
+        <w:t xml:space="preserve">By</w:t>
+      </w:r>
+      <w:r>
+        <w:t xml:space="preserve"> </w:t>
+      </w:r>
+      <w:hyperlink w:anchor="lem-poisson-zero-rb">
         <w:r>
-          <w:delText xml:space="preserve">By</w:delText>
+          <w:rPr>
+            <w:rStyle w:val="Hyperlink"/>
+          </w:rPr>
+          <w:t xml:space="preserve">Lemma 2</w:t>
         </w:r>
-      </w:del>
-      <w:del w:id="78" w:author="PR Preview" w:date="2026-01-01T00:00:00Z">
+      </w:hyperlink>
+      <w:r>
+        <w:t xml:space="preserve">, the conditional probability in the last line is the one in</w:t>
+      </w:r>
+      <w:r>
+        <w:t xml:space="preserve"> </w:t>
+      </w:r>
+      <w:hyperlink w:anchor="eq-poisson-zero-conditional">
         <w:r>
-          <w:delText xml:space="preserve"> </w:delText>
+          <w:rPr>
+            <w:rStyle w:val="Hyperlink"/>
+          </w:rPr>
+          <w:t xml:space="preserve">Equation 5</w:t>
         </w:r>
-      </w:del>
-      <w:hyperlink w:anchor="lem-poisson-zero-rb">
-        <w:del w:id="79" w:author="PR Preview" w:date="2026-01-01T00:00:00Z">
-          <w:r>
-            <w:rPr>
-              <w:rStyle w:val="Hyperlink"/>
-            </w:rPr>
-            <w:delText xml:space="preserve">Lemma 2</w:delText>
-          </w:r>
-        </w:del>
       </w:hyperlink>
-      <w:del w:id="80" w:author="PR Preview" w:date="2026-01-01T00:00:00Z">
-        <w:r>
-          <w:delText xml:space="preserve">, the conditional probability in the last line is the one in</w:delText>
-        </w:r>
-      </w:del>
-      <w:del w:id="81" w:author="PR Preview" w:date="2026-01-01T00:00:00Z">
-        <w:r>
-          <w:delText xml:space="preserve"> </w:delText>
-        </w:r>
-      </w:del>
-      <w:hyperlink w:anchor="eq-poisson-zero-conditional">
-        <w:del w:id="82" w:author="PR Preview" w:date="2026-01-01T00:00:00Z">
-          <w:r>
-            <w:rPr>
-              <w:rStyle w:val="Hyperlink"/>
-            </w:rPr>
-            <w:delText xml:space="preserve">Equation 5</w:delText>
-          </w:r>
-        </w:del>
-      </w:hyperlink>
-      <w:del w:id="83" w:author="PR Preview" w:date="2026-01-01T00:00:00Z">
-        <w:r>
-          <w:delText xml:space="preserve">.</w:delText>
-        </w:r>
-      </w:del>
-      <w:del w:id="84" w:author="PR Preview" w:date="2026-01-01T00:00:00Z">
-        <w:r>
-          <w:delText xml:space="preserve"> </w:delText>
-        </w:r>
-      </w:del>
-      <w:del w:id="85" w:author="PR Preview" w:date="2026-01-01T00:00:00Z">
-        <w:r>
-          <w:delText xml:space="preserve">For</w:delText>
-        </w:r>
-      </w:del>
-      <w:del w:id="86" w:author="PR Preview" w:date="2026-01-01T00:00:00Z">
-        <w:r>
-          <w:delText xml:space="preserve"> </w:delText>
-        </w:r>
-      </w:del>
+      <w:r>
+        <w:t xml:space="preserve">.</w:t>
+      </w:r>
+      <w:r>
+        <w:t xml:space="preserve"> </w:t>
+      </w:r>
+      <w:r>
+        <w:t xml:space="preserve">For</w:t>
+      </w:r>
+      <w:r>
+        <w:t xml:space="preserve"> </w:t>
+      </w:r>
       <m:oMath>
         <m:r>
           <m:t>n</m:t>
@@ -12771,114 +12367,1288 @@
           <m:t>20</m:t>
         </m:r>
       </m:oMath>
-      <w:del w:id="87" w:author="PR Preview" w:date="2026-01-01T00:00:00Z">
-        <w:r>
-          <w:delText xml:space="preserve"> </w:delText>
-        </w:r>
-      </w:del>
-      <w:del w:id="88" w:author="PR Preview" w:date="2026-01-01T00:00:00Z">
-        <w:r>
-          <w:delText xml:space="preserve">we draw 10,000 samples, compute both estimators on each,</w:delText>
-        </w:r>
-      </w:del>
-      <w:del w:id="89" w:author="PR Preview" w:date="2026-01-01T00:00:00Z">
-        <w:r>
-          <w:delText xml:space="preserve"> </w:delText>
-        </w:r>
-      </w:del>
-      <w:del w:id="90" w:author="PR Preview" w:date="2026-01-01T00:00:00Z">
-        <w:r>
-          <w:delText xml:space="preserve">and report each one’s mean (with a 95% confidence interval)</w:delText>
-        </w:r>
-      </w:del>
-      <w:del w:id="91" w:author="PR Preview" w:date="2026-01-01T00:00:00Z">
-        <w:r>
-          <w:delText xml:space="preserve"> </w:delText>
-        </w:r>
-      </w:del>
-      <w:del w:id="92" w:author="PR Preview" w:date="2026-01-01T00:00:00Z">
-        <w:r>
-          <w:delText xml:space="preserve">and variance (with a 95% confidence interval from the normal approximation</w:delText>
-        </w:r>
-      </w:del>
-      <w:del w:id="93" w:author="PR Preview" w:date="2026-01-01T00:00:00Z">
-        <w:r>
-          <w:delText xml:space="preserve"> </w:delText>
-        </w:r>
-      </w:del>
-      <w:del w:id="94" w:author="PR Preview" w:date="2026-01-01T00:00:00Z">
-        <w:r>
-          <w:delText xml:space="preserve">to the sampling distribution of a sample variance).</w:delText>
-        </w:r>
-      </w:del>
+      <w:r>
+        <w:t xml:space="preserve"> </w:t>
+      </w:r>
+      <w:r>
+        <w:t xml:space="preserve">we draw 10,000 samples, compute both estimators on each,</w:t>
+      </w:r>
+      <w:r>
+        <w:t xml:space="preserve"> </w:t>
+      </w:r>
+      <w:r>
+        <w:t xml:space="preserve">and report each one’s sample mean (with a 95% confidence interval)</w:t>
+      </w:r>
+      <w:r>
+        <w:t xml:space="preserve"> </w:t>
+      </w:r>
+      <w:r>
+        <w:t xml:space="preserve">and variance (with a 95% confidence interval from the normal approximation</w:t>
+      </w:r>
+      <w:r>
+        <w:t xml:space="preserve"> </w:t>
+      </w:r>
+      <w:r>
+        <w:t xml:space="preserve">to the sampling distribution of a sample variance).</w:t>
+      </w:r>
+    </w:p>
+    <w:p>
+      <w:pPr>
+        <w:pStyle w:val="SourceCode"/>
+      </w:pPr>
+      <w:r>
+        <w:rPr>
+          <w:rStyle w:val="NormalTok"/>
+        </w:rPr>
+        <w:t xml:space="preserve">birthwt </w:t>
+      </w:r>
+      <w:r>
+        <w:rPr>
+          <w:rStyle w:val="OtherTok"/>
+        </w:rPr>
+        <w:t xml:space="preserve">&lt;-</w:t>
+      </w:r>
+      <w:r>
+        <w:rPr>
+          <w:rStyle w:val="NormalTok"/>
+        </w:rPr>
+        <w:t xml:space="preserve"> </w:t>
+      </w:r>
+      <w:r>
+        <w:rPr>
+          <w:rStyle w:val="FunctionTok"/>
+        </w:rPr>
+        <w:t xml:space="preserve">read.csv</w:t>
+      </w:r>
+      <w:r>
+        <w:rPr>
+          <w:rStyle w:val="NormalTok"/>
+        </w:rPr>
+        <w:t xml:space="preserve">(</w:t>
+      </w:r>
+      <w:r>
+        <w:rPr>
+          <w:rStyle w:val="StringTok"/>
+        </w:rPr>
+        <w:t xml:space="preserve">"data/birthwt.csv"</w:t>
+      </w:r>
+      <w:r>
+        <w:rPr>
+          <w:rStyle w:val="NormalTok"/>
+        </w:rPr>
+        <w:t xml:space="preserve">)</w:t>
+      </w:r>
+      <w:r>
+        <w:br/>
+      </w:r>
+      <w:r>
+        <w:br/>
+      </w:r>
+      <w:r>
+        <w:rPr>
+          <w:rStyle w:val="CommentTok"/>
+        </w:rPr>
+        <w:t xml:space="preserve"># The Poisson rate: the observed mean number of previous premature labors.</w:t>
+      </w:r>
+      <w:r>
+        <w:br/>
+      </w:r>
+      <w:r>
+        <w:rPr>
+          <w:rStyle w:val="NormalTok"/>
+        </w:rPr>
+        <w:t xml:space="preserve">lambda </w:t>
+      </w:r>
+      <w:r>
+        <w:rPr>
+          <w:rStyle w:val="OtherTok"/>
+        </w:rPr>
+        <w:t xml:space="preserve">&lt;-</w:t>
+      </w:r>
+      <w:r>
+        <w:rPr>
+          <w:rStyle w:val="NormalTok"/>
+        </w:rPr>
+        <w:t xml:space="preserve"> </w:t>
+      </w:r>
+      <w:r>
+        <w:rPr>
+          <w:rStyle w:val="FunctionTok"/>
+        </w:rPr>
+        <w:t xml:space="preserve">mean</w:t>
+      </w:r>
+      <w:r>
+        <w:rPr>
+          <w:rStyle w:val="NormalTok"/>
+        </w:rPr>
+        <w:t xml:space="preserve">(birthwt</w:t>
+      </w:r>
+      <w:r>
+        <w:rPr>
+          <w:rStyle w:val="SpecialCharTok"/>
+        </w:rPr>
+        <w:t xml:space="preserve">$</w:t>
+      </w:r>
+      <w:r>
+        <w:rPr>
+          <w:rStyle w:val="NormalTok"/>
+        </w:rPr>
+        <w:t xml:space="preserve">ptl)</w:t>
+      </w:r>
+      <w:r>
+        <w:br/>
+      </w:r>
+      <w:r>
+        <w:rPr>
+          <w:rStyle w:val="CommentTok"/>
+        </w:rPr>
+        <w:t xml:space="preserve"># The estimand: the probability of a zero count.</w:t>
+      </w:r>
+      <w:r>
+        <w:br/>
+      </w:r>
+      <w:r>
+        <w:rPr>
+          <w:rStyle w:val="NormalTok"/>
+        </w:rPr>
+        <w:t xml:space="preserve">pi_true </w:t>
+      </w:r>
+      <w:r>
+        <w:rPr>
+          <w:rStyle w:val="OtherTok"/>
+        </w:rPr>
+        <w:t xml:space="preserve">&lt;-</w:t>
+      </w:r>
+      <w:r>
+        <w:rPr>
+          <w:rStyle w:val="NormalTok"/>
+        </w:rPr>
+        <w:t xml:space="preserve"> </w:t>
+      </w:r>
+      <w:r>
+        <w:rPr>
+          <w:rStyle w:val="FunctionTok"/>
+        </w:rPr>
+        <w:t xml:space="preserve">exp</w:t>
+      </w:r>
+      <w:r>
+        <w:rPr>
+          <w:rStyle w:val="NormalTok"/>
+        </w:rPr>
+        <w:t xml:space="preserve">(</w:t>
+      </w:r>
+      <w:r>
+        <w:rPr>
+          <w:rStyle w:val="SpecialCharTok"/>
+        </w:rPr>
+        <w:t xml:space="preserve">-</w:t>
+      </w:r>
+      <w:r>
+        <w:rPr>
+          <w:rStyle w:val="NormalTok"/>
+        </w:rPr>
+        <w:t xml:space="preserve">lambda)</w:t>
+      </w:r>
+      <w:r>
+        <w:br/>
+      </w:r>
+      <w:r>
+        <w:br/>
+      </w:r>
+      <w:r>
+        <w:rPr>
+          <w:rStyle w:val="NormalTok"/>
+        </w:rPr>
+        <w:t xml:space="preserve">n </w:t>
+      </w:r>
+      <w:r>
+        <w:rPr>
+          <w:rStyle w:val="OtherTok"/>
+        </w:rPr>
+        <w:t xml:space="preserve">&lt;-</w:t>
+      </w:r>
+      <w:r>
+        <w:rPr>
+          <w:rStyle w:val="NormalTok"/>
+        </w:rPr>
+        <w:t xml:space="preserve"> </w:t>
+      </w:r>
+      <w:r>
+        <w:rPr>
+          <w:rStyle w:val="DecValTok"/>
+        </w:rPr>
+        <w:t xml:space="preserve">20</w:t>
+      </w:r>
+      <w:r>
+        <w:br/>
+      </w:r>
+      <w:r>
+        <w:rPr>
+          <w:rStyle w:val="NormalTok"/>
+        </w:rPr>
+        <w:t xml:space="preserve">n_reps </w:t>
+      </w:r>
+      <w:r>
+        <w:rPr>
+          <w:rStyle w:val="OtherTok"/>
+        </w:rPr>
+        <w:t xml:space="preserve">&lt;-</w:t>
+      </w:r>
+      <w:r>
+        <w:rPr>
+          <w:rStyle w:val="NormalTok"/>
+        </w:rPr>
+        <w:t xml:space="preserve"> </w:t>
+      </w:r>
+      <w:r>
+        <w:rPr>
+          <w:rStyle w:val="DecValTok"/>
+        </w:rPr>
+        <w:t xml:space="preserve">10000</w:t>
+      </w:r>
+      <w:r>
+        <w:br/>
+      </w:r>
+      <w:r>
+        <w:br/>
+      </w:r>
+      <w:r>
+        <w:rPr>
+          <w:rStyle w:val="FunctionTok"/>
+        </w:rPr>
+        <w:t xml:space="preserve">set.seed</w:t>
+      </w:r>
+      <w:r>
+        <w:rPr>
+          <w:rStyle w:val="NormalTok"/>
+        </w:rPr>
+        <w:t xml:space="preserve">(</w:t>
+      </w:r>
+      <w:r>
+        <w:rPr>
+          <w:rStyle w:val="DecValTok"/>
+        </w:rPr>
+        <w:t xml:space="preserve">1945</w:t>
+      </w:r>
+      <w:r>
+        <w:rPr>
+          <w:rStyle w:val="NormalTok"/>
+        </w:rPr>
+        <w:t xml:space="preserve">)</w:t>
+      </w:r>
+      <w:r>
+        <w:br/>
+      </w:r>
+      <w:r>
+        <w:rPr>
+          <w:rStyle w:val="CommentTok"/>
+        </w:rPr>
+        <w:t xml:space="preserve"># One row per sample of n counts.</w:t>
+      </w:r>
+      <w:r>
+        <w:br/>
+      </w:r>
+      <w:r>
+        <w:rPr>
+          <w:rStyle w:val="NormalTok"/>
+        </w:rPr>
+        <w:t xml:space="preserve">samples </w:t>
+      </w:r>
+      <w:r>
+        <w:rPr>
+          <w:rStyle w:val="OtherTok"/>
+        </w:rPr>
+        <w:t xml:space="preserve">&lt;-</w:t>
+      </w:r>
+      <w:r>
+        <w:rPr>
+          <w:rStyle w:val="NormalTok"/>
+        </w:rPr>
+        <w:t xml:space="preserve"> </w:t>
+      </w:r>
+      <w:r>
+        <w:rPr>
+          <w:rStyle w:val="FunctionTok"/>
+        </w:rPr>
+        <w:t xml:space="preserve">matrix</w:t>
+      </w:r>
+      <w:r>
+        <w:rPr>
+          <w:rStyle w:val="NormalTok"/>
+        </w:rPr>
+        <w:t xml:space="preserve">(</w:t>
+      </w:r>
+      <w:r>
+        <w:rPr>
+          <w:rStyle w:val="FunctionTok"/>
+        </w:rPr>
+        <w:t xml:space="preserve">rpois</w:t>
+      </w:r>
+      <w:r>
+        <w:rPr>
+          <w:rStyle w:val="NormalTok"/>
+        </w:rPr>
+        <w:t xml:space="preserve">(n </w:t>
+      </w:r>
+      <w:r>
+        <w:rPr>
+          <w:rStyle w:val="SpecialCharTok"/>
+        </w:rPr>
+        <w:t xml:space="preserve">*</w:t>
+      </w:r>
+      <w:r>
+        <w:rPr>
+          <w:rStyle w:val="NormalTok"/>
+        </w:rPr>
+        <w:t xml:space="preserve"> n_reps, lambda), </w:t>
+      </w:r>
+      <w:r>
+        <w:rPr>
+          <w:rStyle w:val="AttributeTok"/>
+        </w:rPr>
+        <w:t xml:space="preserve">nrow =</w:t>
+      </w:r>
+      <w:r>
+        <w:rPr>
+          <w:rStyle w:val="NormalTok"/>
+        </w:rPr>
+        <w:t xml:space="preserve"> n_reps)</w:t>
+      </w:r>
+      <w:r>
+        <w:br/>
+      </w:r>
+      <w:r>
+        <w:rPr>
+          <w:rStyle w:val="NormalTok"/>
+        </w:rPr>
+        <w:t xml:space="preserve">s_sum </w:t>
+      </w:r>
+      <w:r>
+        <w:rPr>
+          <w:rStyle w:val="OtherTok"/>
+        </w:rPr>
+        <w:t xml:space="preserve">&lt;-</w:t>
+      </w:r>
+      <w:r>
+        <w:rPr>
+          <w:rStyle w:val="NormalTok"/>
+        </w:rPr>
+        <w:t xml:space="preserve"> </w:t>
+      </w:r>
+      <w:r>
+        <w:rPr>
+          <w:rStyle w:val="FunctionTok"/>
+        </w:rPr>
+        <w:t xml:space="preserve">rowSums</w:t>
+      </w:r>
+      <w:r>
+        <w:rPr>
+          <w:rStyle w:val="NormalTok"/>
+        </w:rPr>
+        <w:t xml:space="preserve">(samples)</w:t>
+      </w:r>
+      <w:r>
+        <w:br/>
+      </w:r>
+      <w:r>
+        <w:br/>
+      </w:r>
+      <w:r>
+        <w:rPr>
+          <w:rStyle w:val="CommentTok"/>
+        </w:rPr>
+        <w:t xml:space="preserve"># The crude estimator and its Rao-Blackwellization.</w:t>
+      </w:r>
+      <w:r>
+        <w:br/>
+      </w:r>
+      <w:r>
+        <w:rPr>
+          <w:rStyle w:val="NormalTok"/>
+        </w:rPr>
+        <w:t xml:space="preserve">est </w:t>
+      </w:r>
+      <w:r>
+        <w:rPr>
+          <w:rStyle w:val="OtherTok"/>
+        </w:rPr>
+        <w:t xml:space="preserve">&lt;-</w:t>
+      </w:r>
+      <w:r>
+        <w:rPr>
+          <w:rStyle w:val="NormalTok"/>
+        </w:rPr>
+        <w:t xml:space="preserve"> </w:t>
+      </w:r>
+      <w:r>
+        <w:rPr>
+          <w:rStyle w:val="FunctionTok"/>
+        </w:rPr>
+        <w:t xml:space="preserve">data.frame</w:t>
+      </w:r>
+      <w:r>
+        <w:rPr>
+          <w:rStyle w:val="NormalTok"/>
+        </w:rPr>
+        <w:t xml:space="preserve">(</w:t>
+      </w:r>
+      <w:r>
+        <w:br/>
+      </w:r>
+      <w:r>
+        <w:rPr>
+          <w:rStyle w:val="NormalTok"/>
+        </w:rPr>
+        <w:t xml:space="preserve">  </w:t>
+      </w:r>
+      <w:r>
+        <w:rPr>
+          <w:rStyle w:val="AttributeTok"/>
+        </w:rPr>
+        <w:t xml:space="preserve">crude =</w:t>
+      </w:r>
+      <w:r>
+        <w:rPr>
+          <w:rStyle w:val="NormalTok"/>
+        </w:rPr>
+        <w:t xml:space="preserve"> </w:t>
+      </w:r>
+      <w:r>
+        <w:rPr>
+          <w:rStyle w:val="FunctionTok"/>
+        </w:rPr>
+        <w:t xml:space="preserve">as.numeric</w:t>
+      </w:r>
+      <w:r>
+        <w:rPr>
+          <w:rStyle w:val="NormalTok"/>
+        </w:rPr>
+        <w:t xml:space="preserve">(samples[, </w:t>
+      </w:r>
+      <w:r>
+        <w:rPr>
+          <w:rStyle w:val="DecValTok"/>
+        </w:rPr>
+        <w:t xml:space="preserve">1</w:t>
+      </w:r>
+      <w:r>
+        <w:rPr>
+          <w:rStyle w:val="NormalTok"/>
+        </w:rPr>
+        <w:t xml:space="preserve">] </w:t>
+      </w:r>
+      <w:r>
+        <w:rPr>
+          <w:rStyle w:val="SpecialCharTok"/>
+        </w:rPr>
+        <w:t xml:space="preserve">==</w:t>
+      </w:r>
+      <w:r>
+        <w:rPr>
+          <w:rStyle w:val="NormalTok"/>
+        </w:rPr>
+        <w:t xml:space="preserve"> </w:t>
+      </w:r>
+      <w:r>
+        <w:rPr>
+          <w:rStyle w:val="DecValTok"/>
+        </w:rPr>
+        <w:t xml:space="preserve">0</w:t>
+      </w:r>
+      <w:r>
+        <w:rPr>
+          <w:rStyle w:val="NormalTok"/>
+        </w:rPr>
+        <w:t xml:space="preserve">),</w:t>
+      </w:r>
+      <w:r>
+        <w:br/>
+      </w:r>
+      <w:r>
+        <w:rPr>
+          <w:rStyle w:val="NormalTok"/>
+        </w:rPr>
+        <w:t xml:space="preserve">  </w:t>
+      </w:r>
+      <w:r>
+        <w:rPr>
+          <w:rStyle w:val="AttributeTok"/>
+        </w:rPr>
+        <w:t xml:space="preserve">rao_blackwell =</w:t>
+      </w:r>
+      <w:r>
+        <w:rPr>
+          <w:rStyle w:val="NormalTok"/>
+        </w:rPr>
+        <w:t xml:space="preserve"> ((n </w:t>
+      </w:r>
+      <w:r>
+        <w:rPr>
+          <w:rStyle w:val="SpecialCharTok"/>
+        </w:rPr>
+        <w:t xml:space="preserve">-</w:t>
+      </w:r>
+      <w:r>
+        <w:rPr>
+          <w:rStyle w:val="NormalTok"/>
+        </w:rPr>
+        <w:t xml:space="preserve"> </w:t>
+      </w:r>
+      <w:r>
+        <w:rPr>
+          <w:rStyle w:val="DecValTok"/>
+        </w:rPr>
+        <w:t xml:space="preserve">1</w:t>
+      </w:r>
+      <w:r>
+        <w:rPr>
+          <w:rStyle w:val="NormalTok"/>
+        </w:rPr>
+        <w:t xml:space="preserve">) </w:t>
+      </w:r>
+      <w:r>
+        <w:rPr>
+          <w:rStyle w:val="SpecialCharTok"/>
+        </w:rPr>
+        <w:t xml:space="preserve">/</w:t>
+      </w:r>
+      <w:r>
+        <w:rPr>
+          <w:rStyle w:val="NormalTok"/>
+        </w:rPr>
+        <w:t xml:space="preserve"> n)</w:t>
+      </w:r>
+      <w:r>
+        <w:rPr>
+          <w:rStyle w:val="SpecialCharTok"/>
+        </w:rPr>
+        <w:t xml:space="preserve">^</w:t>
+      </w:r>
+      <w:r>
+        <w:rPr>
+          <w:rStyle w:val="NormalTok"/>
+        </w:rPr>
+        <w:t xml:space="preserve">s_sum</w:t>
+      </w:r>
+      <w:r>
+        <w:br/>
+      </w:r>
+      <w:r>
+        <w:rPr>
+          <w:rStyle w:val="NormalTok"/>
+        </w:rPr>
+        <w:t xml:space="preserve">)</w:t>
+      </w:r>
+      <w:r>
+        <w:br/>
+      </w:r>
+      <w:r>
+        <w:br/>
+      </w:r>
+      <w:r>
+        <w:rPr>
+          <w:rStyle w:val="CommentTok"/>
+        </w:rPr>
+        <w:t xml:space="preserve"># Mean with a t interval; variance with a normal-approximation interval,</w:t>
+      </w:r>
+      <w:r>
+        <w:br/>
+      </w:r>
+      <w:r>
+        <w:rPr>
+          <w:rStyle w:val="CommentTok"/>
+        </w:rPr>
+        <w:t xml:space="preserve"># using the standard error sqrt((m4 - s^4) / N) of a sample variance.</w:t>
+      </w:r>
+      <w:r>
+        <w:br/>
+      </w:r>
+      <w:r>
+        <w:rPr>
+          <w:rStyle w:val="NormalTok"/>
+        </w:rPr>
+        <w:t xml:space="preserve">summarize_estimator </w:t>
+      </w:r>
+      <w:r>
+        <w:rPr>
+          <w:rStyle w:val="OtherTok"/>
+        </w:rPr>
+        <w:t xml:space="preserve">&lt;-</w:t>
+      </w:r>
+      <w:r>
+        <w:rPr>
+          <w:rStyle w:val="NormalTok"/>
+        </w:rPr>
+        <w:t xml:space="preserve"> </w:t>
+      </w:r>
+      <w:r>
+        <w:rPr>
+          <w:rStyle w:val="ControlFlowTok"/>
+        </w:rPr>
+        <w:t xml:space="preserve">function</w:t>
+      </w:r>
+      <w:r>
+        <w:rPr>
+          <w:rStyle w:val="NormalTok"/>
+        </w:rPr>
+        <w:t xml:space="preserve">(x) {</w:t>
+      </w:r>
+      <w:r>
+        <w:br/>
+      </w:r>
+      <w:r>
+        <w:rPr>
+          <w:rStyle w:val="NormalTok"/>
+        </w:rPr>
+        <w:t xml:space="preserve">  tt </w:t>
+      </w:r>
+      <w:r>
+        <w:rPr>
+          <w:rStyle w:val="OtherTok"/>
+        </w:rPr>
+        <w:t xml:space="preserve">&lt;-</w:t>
+      </w:r>
+      <w:r>
+        <w:rPr>
+          <w:rStyle w:val="NormalTok"/>
+        </w:rPr>
+        <w:t xml:space="preserve"> </w:t>
+      </w:r>
+      <w:r>
+        <w:rPr>
+          <w:rStyle w:val="FunctionTok"/>
+        </w:rPr>
+        <w:t xml:space="preserve">t.test</w:t>
+      </w:r>
+      <w:r>
+        <w:rPr>
+          <w:rStyle w:val="NormalTok"/>
+        </w:rPr>
+        <w:t xml:space="preserve">(x)</w:t>
+      </w:r>
+      <w:r>
+        <w:br/>
+      </w:r>
+      <w:r>
+        <w:rPr>
+          <w:rStyle w:val="NormalTok"/>
+        </w:rPr>
+        <w:t xml:space="preserve">  v </w:t>
+      </w:r>
+      <w:r>
+        <w:rPr>
+          <w:rStyle w:val="OtherTok"/>
+        </w:rPr>
+        <w:t xml:space="preserve">&lt;-</w:t>
+      </w:r>
+      <w:r>
+        <w:rPr>
+          <w:rStyle w:val="NormalTok"/>
+        </w:rPr>
+        <w:t xml:space="preserve"> </w:t>
+      </w:r>
+      <w:r>
+        <w:rPr>
+          <w:rStyle w:val="FunctionTok"/>
+        </w:rPr>
+        <w:t xml:space="preserve">var</w:t>
+      </w:r>
+      <w:r>
+        <w:rPr>
+          <w:rStyle w:val="NormalTok"/>
+        </w:rPr>
+        <w:t xml:space="preserve">(x)</w:t>
+      </w:r>
+      <w:r>
+        <w:br/>
+      </w:r>
+      <w:r>
+        <w:rPr>
+          <w:rStyle w:val="NormalTok"/>
+        </w:rPr>
+        <w:t xml:space="preserve">  m4 </w:t>
+      </w:r>
+      <w:r>
+        <w:rPr>
+          <w:rStyle w:val="OtherTok"/>
+        </w:rPr>
+        <w:t xml:space="preserve">&lt;-</w:t>
+      </w:r>
+      <w:r>
+        <w:rPr>
+          <w:rStyle w:val="NormalTok"/>
+        </w:rPr>
+        <w:t xml:space="preserve"> </w:t>
+      </w:r>
+      <w:r>
+        <w:rPr>
+          <w:rStyle w:val="FunctionTok"/>
+        </w:rPr>
+        <w:t xml:space="preserve">mean</w:t>
+      </w:r>
+      <w:r>
+        <w:rPr>
+          <w:rStyle w:val="NormalTok"/>
+        </w:rPr>
+        <w:t xml:space="preserve">((x </w:t>
+      </w:r>
+      <w:r>
+        <w:rPr>
+          <w:rStyle w:val="SpecialCharTok"/>
+        </w:rPr>
+        <w:t xml:space="preserve">-</w:t>
+      </w:r>
+      <w:r>
+        <w:rPr>
+          <w:rStyle w:val="NormalTok"/>
+        </w:rPr>
+        <w:t xml:space="preserve"> </w:t>
+      </w:r>
+      <w:r>
+        <w:rPr>
+          <w:rStyle w:val="FunctionTok"/>
+        </w:rPr>
+        <w:t xml:space="preserve">mean</w:t>
+      </w:r>
+      <w:r>
+        <w:rPr>
+          <w:rStyle w:val="NormalTok"/>
+        </w:rPr>
+        <w:t xml:space="preserve">(x))</w:t>
+      </w:r>
+      <w:r>
+        <w:rPr>
+          <w:rStyle w:val="SpecialCharTok"/>
+        </w:rPr>
+        <w:t xml:space="preserve">^</w:t>
+      </w:r>
+      <w:r>
+        <w:rPr>
+          <w:rStyle w:val="DecValTok"/>
+        </w:rPr>
+        <w:t xml:space="preserve">4</w:t>
+      </w:r>
+      <w:r>
+        <w:rPr>
+          <w:rStyle w:val="NormalTok"/>
+        </w:rPr>
+        <w:t xml:space="preserve">)</w:t>
+      </w:r>
+      <w:r>
+        <w:br/>
+      </w:r>
+      <w:r>
+        <w:rPr>
+          <w:rStyle w:val="NormalTok"/>
+        </w:rPr>
+        <w:t xml:space="preserve">  se_v </w:t>
+      </w:r>
+      <w:r>
+        <w:rPr>
+          <w:rStyle w:val="OtherTok"/>
+        </w:rPr>
+        <w:t xml:space="preserve">&lt;-</w:t>
+      </w:r>
+      <w:r>
+        <w:rPr>
+          <w:rStyle w:val="NormalTok"/>
+        </w:rPr>
+        <w:t xml:space="preserve"> </w:t>
+      </w:r>
+      <w:r>
+        <w:rPr>
+          <w:rStyle w:val="FunctionTok"/>
+        </w:rPr>
+        <w:t xml:space="preserve">sqrt</w:t>
+      </w:r>
+      <w:r>
+        <w:rPr>
+          <w:rStyle w:val="NormalTok"/>
+        </w:rPr>
+        <w:t xml:space="preserve">((m4 </w:t>
+      </w:r>
+      <w:r>
+        <w:rPr>
+          <w:rStyle w:val="SpecialCharTok"/>
+        </w:rPr>
+        <w:t xml:space="preserve">-</w:t>
+      </w:r>
+      <w:r>
+        <w:rPr>
+          <w:rStyle w:val="NormalTok"/>
+        </w:rPr>
+        <w:t xml:space="preserve"> v</w:t>
+      </w:r>
+      <w:r>
+        <w:rPr>
+          <w:rStyle w:val="SpecialCharTok"/>
+        </w:rPr>
+        <w:t xml:space="preserve">^</w:t>
+      </w:r>
+      <w:r>
+        <w:rPr>
+          <w:rStyle w:val="DecValTok"/>
+        </w:rPr>
+        <w:t xml:space="preserve">2</w:t>
+      </w:r>
+      <w:r>
+        <w:rPr>
+          <w:rStyle w:val="NormalTok"/>
+        </w:rPr>
+        <w:t xml:space="preserve">) </w:t>
+      </w:r>
+      <w:r>
+        <w:rPr>
+          <w:rStyle w:val="SpecialCharTok"/>
+        </w:rPr>
+        <w:t xml:space="preserve">/</w:t>
+      </w:r>
+      <w:r>
+        <w:rPr>
+          <w:rStyle w:val="NormalTok"/>
+        </w:rPr>
+        <w:t xml:space="preserve"> </w:t>
+      </w:r>
+      <w:r>
+        <w:rPr>
+          <w:rStyle w:val="FunctionTok"/>
+        </w:rPr>
+        <w:t xml:space="preserve">length</w:t>
+      </w:r>
+      <w:r>
+        <w:rPr>
+          <w:rStyle w:val="NormalTok"/>
+        </w:rPr>
+        <w:t xml:space="preserve">(x))</w:t>
+      </w:r>
+      <w:r>
+        <w:br/>
+      </w:r>
+      <w:r>
+        <w:rPr>
+          <w:rStyle w:val="NormalTok"/>
+        </w:rPr>
+        <w:t xml:space="preserve">  </w:t>
+      </w:r>
+      <w:r>
+        <w:rPr>
+          <w:rStyle w:val="FunctionTok"/>
+        </w:rPr>
+        <w:t xml:space="preserve">data.frame</w:t>
+      </w:r>
+      <w:r>
+        <w:rPr>
+          <w:rStyle w:val="NormalTok"/>
+        </w:rPr>
+        <w:t xml:space="preserve">(</w:t>
+      </w:r>
+      <w:r>
+        <w:br/>
+      </w:r>
+      <w:r>
+        <w:rPr>
+          <w:rStyle w:val="NormalTok"/>
+        </w:rPr>
+        <w:t xml:space="preserve">    </w:t>
+      </w:r>
+      <w:r>
+        <w:rPr>
+          <w:rStyle w:val="AttributeTok"/>
+        </w:rPr>
+        <w:t xml:space="preserve">mean =</w:t>
+      </w:r>
+      <w:r>
+        <w:rPr>
+          <w:rStyle w:val="NormalTok"/>
+        </w:rPr>
+        <w:t xml:space="preserve"> </w:t>
+      </w:r>
+      <w:r>
+        <w:rPr>
+          <w:rStyle w:val="FunctionTok"/>
+        </w:rPr>
+        <w:t xml:space="preserve">mean</w:t>
+      </w:r>
+      <w:r>
+        <w:rPr>
+          <w:rStyle w:val="NormalTok"/>
+        </w:rPr>
+        <w:t xml:space="preserve">(x),</w:t>
+      </w:r>
+      <w:r>
+        <w:br/>
+      </w:r>
+      <w:r>
+        <w:rPr>
+          <w:rStyle w:val="NormalTok"/>
+        </w:rPr>
+        <w:t xml:space="preserve">    </w:t>
+      </w:r>
+      <w:r>
+        <w:rPr>
+          <w:rStyle w:val="AttributeTok"/>
+        </w:rPr>
+        <w:t xml:space="preserve">mean_lower =</w:t>
+      </w:r>
+      <w:r>
+        <w:rPr>
+          <w:rStyle w:val="NormalTok"/>
+        </w:rPr>
+        <w:t xml:space="preserve"> tt</w:t>
+      </w:r>
+      <w:r>
+        <w:rPr>
+          <w:rStyle w:val="SpecialCharTok"/>
+        </w:rPr>
+        <w:t xml:space="preserve">$</w:t>
+      </w:r>
+      <w:r>
+        <w:rPr>
+          <w:rStyle w:val="NormalTok"/>
+        </w:rPr>
+        <w:t xml:space="preserve">conf.int[</w:t>
+      </w:r>
+      <w:r>
+        <w:rPr>
+          <w:rStyle w:val="DecValTok"/>
+        </w:rPr>
+        <w:t xml:space="preserve">1</w:t>
+      </w:r>
+      <w:r>
+        <w:rPr>
+          <w:rStyle w:val="NormalTok"/>
+        </w:rPr>
+        <w:t xml:space="preserve">],</w:t>
+      </w:r>
+      <w:r>
+        <w:br/>
+      </w:r>
+      <w:r>
+        <w:rPr>
+          <w:rStyle w:val="NormalTok"/>
+        </w:rPr>
+        <w:t xml:space="preserve">    </w:t>
+      </w:r>
+      <w:r>
+        <w:rPr>
+          <w:rStyle w:val="AttributeTok"/>
+        </w:rPr>
+        <w:t xml:space="preserve">mean_upper =</w:t>
+      </w:r>
+      <w:r>
+        <w:rPr>
+          <w:rStyle w:val="NormalTok"/>
+        </w:rPr>
+        <w:t xml:space="preserve"> tt</w:t>
+      </w:r>
+      <w:r>
+        <w:rPr>
+          <w:rStyle w:val="SpecialCharTok"/>
+        </w:rPr>
+        <w:t xml:space="preserve">$</w:t>
+      </w:r>
+      <w:r>
+        <w:rPr>
+          <w:rStyle w:val="NormalTok"/>
+        </w:rPr>
+        <w:t xml:space="preserve">conf.int[</w:t>
+      </w:r>
+      <w:r>
+        <w:rPr>
+          <w:rStyle w:val="DecValTok"/>
+        </w:rPr>
+        <w:t xml:space="preserve">2</w:t>
+      </w:r>
+      <w:r>
+        <w:rPr>
+          <w:rStyle w:val="NormalTok"/>
+        </w:rPr>
+        <w:t xml:space="preserve">],</w:t>
+      </w:r>
+      <w:r>
+        <w:br/>
+      </w:r>
+      <w:r>
+        <w:rPr>
+          <w:rStyle w:val="NormalTok"/>
+        </w:rPr>
+        <w:t xml:space="preserve">    </w:t>
+      </w:r>
+      <w:r>
+        <w:rPr>
+          <w:rStyle w:val="AttributeTok"/>
+        </w:rPr>
+        <w:t xml:space="preserve">variance =</w:t>
+      </w:r>
+      <w:r>
+        <w:rPr>
+          <w:rStyle w:val="NormalTok"/>
+        </w:rPr>
+        <w:t xml:space="preserve"> v,</w:t>
+      </w:r>
+      <w:r>
+        <w:br/>
+      </w:r>
+      <w:r>
+        <w:rPr>
+          <w:rStyle w:val="NormalTok"/>
+        </w:rPr>
+        <w:t xml:space="preserve">    </w:t>
+      </w:r>
+      <w:r>
+        <w:rPr>
+          <w:rStyle w:val="AttributeTok"/>
+        </w:rPr>
+        <w:t xml:space="preserve">var_lower =</w:t>
+      </w:r>
+      <w:r>
+        <w:rPr>
+          <w:rStyle w:val="NormalTok"/>
+        </w:rPr>
+        <w:t xml:space="preserve"> v </w:t>
+      </w:r>
+      <w:r>
+        <w:rPr>
+          <w:rStyle w:val="SpecialCharTok"/>
+        </w:rPr>
+        <w:t xml:space="preserve">-</w:t>
+      </w:r>
+      <w:r>
+        <w:rPr>
+          <w:rStyle w:val="NormalTok"/>
+        </w:rPr>
+        <w:t xml:space="preserve"> </w:t>
+      </w:r>
+      <w:r>
+        <w:rPr>
+          <w:rStyle w:val="FloatTok"/>
+        </w:rPr>
+        <w:t xml:space="preserve">1.96</w:t>
+      </w:r>
+      <w:r>
+        <w:rPr>
+          <w:rStyle w:val="NormalTok"/>
+        </w:rPr>
+        <w:t xml:space="preserve"> </w:t>
+      </w:r>
+      <w:r>
+        <w:rPr>
+          <w:rStyle w:val="SpecialCharTok"/>
+        </w:rPr>
+        <w:t xml:space="preserve">*</w:t>
+      </w:r>
+      <w:r>
+        <w:rPr>
+          <w:rStyle w:val="NormalTok"/>
+        </w:rPr>
+        <w:t xml:space="preserve"> se_v,</w:t>
+      </w:r>
+      <w:r>
+        <w:br/>
+      </w:r>
+      <w:r>
+        <w:rPr>
+          <w:rStyle w:val="NormalTok"/>
+        </w:rPr>
+        <w:t xml:space="preserve">    </w:t>
+      </w:r>
+      <w:r>
+        <w:rPr>
+          <w:rStyle w:val="AttributeTok"/>
+        </w:rPr>
+        <w:t xml:space="preserve">var_upper =</w:t>
+      </w:r>
+      <w:r>
+        <w:rPr>
+          <w:rStyle w:val="NormalTok"/>
+        </w:rPr>
+        <w:t xml:space="preserve"> v </w:t>
+      </w:r>
+      <w:r>
+        <w:rPr>
+          <w:rStyle w:val="SpecialCharTok"/>
+        </w:rPr>
+        <w:t xml:space="preserve">+</w:t>
+      </w:r>
+      <w:r>
+        <w:rPr>
+          <w:rStyle w:val="NormalTok"/>
+        </w:rPr>
+        <w:t xml:space="preserve"> </w:t>
+      </w:r>
+      <w:r>
+        <w:rPr>
+          <w:rStyle w:val="FloatTok"/>
+        </w:rPr>
+        <w:t xml:space="preserve">1.96</w:t>
+      </w:r>
+      <w:r>
+        <w:rPr>
+          <w:rStyle w:val="NormalTok"/>
+        </w:rPr>
+        <w:t xml:space="preserve"> </w:t>
+      </w:r>
+      <w:r>
+        <w:rPr>
+          <w:rStyle w:val="SpecialCharTok"/>
+        </w:rPr>
+        <w:t xml:space="preserve">*</w:t>
+      </w:r>
+      <w:r>
+        <w:rPr>
+          <w:rStyle w:val="NormalTok"/>
+        </w:rPr>
+        <w:t xml:space="preserve"> se_v</w:t>
+      </w:r>
+      <w:r>
+        <w:br/>
+      </w:r>
+      <w:r>
+        <w:rPr>
+          <w:rStyle w:val="NormalTok"/>
+        </w:rPr>
+        <w:t xml:space="preserve">  )</w:t>
+      </w:r>
+      <w:r>
+        <w:br/>
+      </w:r>
+      <w:r>
+        <w:rPr>
+          <w:rStyle w:val="NormalTok"/>
+        </w:rPr>
+        <w:t xml:space="preserve">}</w:t>
+      </w:r>
+      <w:r>
+        <w:br/>
+      </w:r>
+      <w:r>
+        <w:rPr>
+          <w:rStyle w:val="NormalTok"/>
+        </w:rPr>
+        <w:t xml:space="preserve">rb_summary </w:t>
+      </w:r>
+      <w:r>
+        <w:rPr>
+          <w:rStyle w:val="OtherTok"/>
+        </w:rPr>
+        <w:t xml:space="preserve">&lt;-</w:t>
+      </w:r>
+      <w:r>
+        <w:rPr>
+          <w:rStyle w:val="NormalTok"/>
+        </w:rPr>
+        <w:t xml:space="preserve"> </w:t>
+      </w:r>
+      <w:r>
+        <w:rPr>
+          <w:rStyle w:val="FunctionTok"/>
+        </w:rPr>
+        <w:t xml:space="preserve">do.call</w:t>
+      </w:r>
+      <w:r>
+        <w:rPr>
+          <w:rStyle w:val="NormalTok"/>
+        </w:rPr>
+        <w:t xml:space="preserve">(rbind, </w:t>
+      </w:r>
+      <w:r>
+        <w:rPr>
+          <w:rStyle w:val="FunctionTok"/>
+        </w:rPr>
+        <w:t xml:space="preserve">lapply</w:t>
+      </w:r>
+      <w:r>
+        <w:rPr>
+          <w:rStyle w:val="NormalTok"/>
+        </w:rPr>
+        <w:t xml:space="preserve">(est, summarize_estimator))</w:t>
+      </w:r>
+      <w:r>
+        <w:br/>
+      </w:r>
+      <w:r>
+        <w:rPr>
+          <w:rStyle w:val="FunctionTok"/>
+        </w:rPr>
+        <w:t xml:space="preserve">round</w:t>
+      </w:r>
+      <w:r>
+        <w:rPr>
+          <w:rStyle w:val="NormalTok"/>
+        </w:rPr>
+        <w:t xml:space="preserve">(rb_summary, </w:t>
+      </w:r>
+      <w:r>
+        <w:rPr>
+          <w:rStyle w:val="DecValTok"/>
+        </w:rPr>
+        <w:t xml:space="preserve">4</w:t>
+      </w:r>
+      <w:r>
+        <w:rPr>
+          <w:rStyle w:val="NormalTok"/>
+        </w:rPr>
+        <w:t xml:space="preserve">)</w:t>
+      </w:r>
+      <w:r>
+        <w:br/>
+      </w:r>
+      <w:r>
+        <w:rPr>
+          <w:rStyle w:val="CommentTok"/>
+        </w:rPr>
+        <w:t xml:space="preserve">#&gt; # A tibble: 2 × 6</w:t>
+      </w:r>
+      <w:r>
+        <w:br/>
+      </w:r>
+      <w:r>
+        <w:rPr>
+          <w:rStyle w:val="CommentTok"/>
+        </w:rPr>
+        <w:t xml:space="preserve">#&gt;    mean mean_lower mean_upper variance var_lower var_upper</w:t>
+      </w:r>
+      <w:r>
+        <w:br/>
+      </w:r>
+      <w:r>
+        <w:rPr>
+          <w:rStyle w:val="CommentTok"/>
+        </w:rPr>
+        <w:t xml:space="preserve">#&gt;   &lt;dbl&gt;      &lt;dbl&gt;      &lt;dbl&gt;    &lt;dbl&gt;     &lt;dbl&gt;     &lt;dbl&gt;</w:t>
+      </w:r>
+      <w:r>
+        <w:br/>
+      </w:r>
+      <w:r>
+        <w:rPr>
+          <w:rStyle w:val="CommentTok"/>
+        </w:rPr>
+        <w:t xml:space="preserve">#&gt; 1 0.816      0.808      0.824   0.150     0.145     0.155 </w:t>
+      </w:r>
+      <w:r>
+        <w:br/>
+      </w:r>
+      <w:r>
+        <w:rPr>
+          <w:rStyle w:val="CommentTok"/>
+        </w:rPr>
+        <w:t xml:space="preserve">#&gt; 2 0.823      0.821      0.824   0.0066    0.0064    0.0068</w:t>
+      </w:r>
     </w:p>
     <w:p>
       <w:pPr>
         <w:pStyle w:val="FirstParagraph"/>
       </w:pPr>
-      <w:ins w:id="95" w:author="PR Preview" w:date="2026-01-01T00:00:00Z">
-        <w:r>
-          <w:t xml:space="preserve">By</w:t>
-        </w:r>
-      </w:ins>
-      <w:ins w:id="96" w:author="PR Preview" w:date="2026-01-01T00:00:00Z">
-        <w:r>
-          <w:t xml:space="preserve"> </w:t>
-        </w:r>
-      </w:ins>
-      <w:hyperlink w:anchor="lem-poisson-zero-rb">
-        <w:ins w:id="97" w:author="PR Preview" w:date="2026-01-01T00:00:00Z">
-          <w:r>
-            <w:rPr>
-              <w:rStyle w:val="Hyperlink"/>
-            </w:rPr>
-            <w:t xml:space="preserve">Lemma 2</w:t>
-          </w:r>
-        </w:ins>
-      </w:hyperlink>
-      <w:ins w:id="98" w:author="PR Preview" w:date="2026-01-01T00:00:00Z">
-        <w:r>
-          <w:t xml:space="preserve">, the conditional probability in the last line is the one in</w:t>
-        </w:r>
-      </w:ins>
-      <w:ins w:id="99" w:author="PR Preview" w:date="2026-01-01T00:00:00Z">
-        <w:r>
-          <w:t xml:space="preserve"> </w:t>
-        </w:r>
-      </w:ins>
-      <w:hyperlink w:anchor="eq-poisson-zero-conditional">
-        <w:ins w:id="100" w:author="PR Preview" w:date="2026-01-01T00:00:00Z">
-          <w:r>
-            <w:rPr>
-              <w:rStyle w:val="Hyperlink"/>
-            </w:rPr>
-            <w:t xml:space="preserve">Equation 5</w:t>
-          </w:r>
-        </w:ins>
-      </w:hyperlink>
-      <w:ins w:id="101" w:author="PR Preview" w:date="2026-01-01T00:00:00Z">
-        <w:r>
-          <w:t xml:space="preserve">.</w:t>
-        </w:r>
-      </w:ins>
-      <w:ins w:id="102" w:author="PR Preview" w:date="2026-01-01T00:00:00Z">
-        <w:r>
-          <w:t xml:space="preserve"> </w:t>
-        </w:r>
-      </w:ins>
-      <w:ins w:id="103" w:author="PR Preview" w:date="2026-01-01T00:00:00Z">
-        <w:r>
-          <w:t xml:space="preserve">For</w:t>
-        </w:r>
-      </w:ins>
-      <w:ins w:id="104" w:author="PR Preview" w:date="2026-01-01T00:00:00Z">
-        <w:r>
-          <w:t xml:space="preserve"> </w:t>
-        </w:r>
-      </w:ins>
+      <w:r>
+        <w:t xml:space="preserve">The estimand is</w:t>
+      </w:r>
+      <w:r>
+        <w:t xml:space="preserve"> </w:t>
+      </w:r>
       <m:oMath>
         <m:r>
-          <m:t>n</m:t>
+          <m:t>π</m:t>
         </m:r>
         <m:r>
           <m:rPr>
@@ -12886,1526 +13656,65 @@
           </m:rPr>
           <m:t>=</m:t>
         </m:r>
-        <m:r>
-          <m:t>20</m:t>
-        </m:r>
       </m:oMath>
-      <w:ins w:id="105" w:author="PR Preview" w:date="2026-01-01T00:00:00Z">
+      <w:r>
+        <w:t xml:space="preserve"> </w:t>
+      </w:r>
+      <w:r>
+        <w:t xml:space="preserve">0.822.</w:t>
+      </w:r>
+      <w:r>
+        <w:t xml:space="preserve"> </w:t>
+      </w:r>
+      <w:r>
+        <w:t xml:space="preserve">Both estimators have simulated sample means near it, as</w:t>
+      </w:r>
+      <w:r>
+        <w:t xml:space="preserve"> </w:t>
+      </w:r>
+      <w:hyperlink w:anchor="thm-rb-unbiased">
         <w:r>
-          <w:t xml:space="preserve"> </w:t>
+          <w:rPr>
+            <w:rStyle w:val="Hyperlink"/>
+          </w:rPr>
+          <w:t xml:space="preserve">Theorem 2</w:t>
         </w:r>
-      </w:ins>
-      <w:ins w:id="106" w:author="PR Preview" w:date="2026-01-01T00:00:00Z">
+      </w:hyperlink>
+      <w:r>
+        <w:t xml:space="preserve"> </w:t>
+      </w:r>
+      <w:r>
+        <w:t xml:space="preserve">says they must.</w:t>
+      </w:r>
+      <w:r>
+        <w:t xml:space="preserve"> </w:t>
+      </w:r>
+      <w:r>
+        <w:t xml:space="preserve">The variance of the Rao–Blackwellized estimator is about 22.7 times smaller than that of the crude estimator,</w:t>
+      </w:r>
+      <w:r>
+        <w:t xml:space="preserve"> </w:t>
+      </w:r>
+      <w:r>
+        <w:t xml:space="preserve">as</w:t>
+      </w:r>
+      <w:r>
+        <w:t xml:space="preserve"> </w:t>
+      </w:r>
+      <w:hyperlink w:anchor="thm-rao-blackwell">
         <w:r>
-          <w:t xml:space="preserve">we draw 10,000 samples, compute both estimators on each,</w:t>
+          <w:rPr>
+            <w:rStyle w:val="Hyperlink"/>
+          </w:rPr>
+          <w:t xml:space="preserve">Theorem 3</w:t>
         </w:r>
-      </w:ins>
-      <w:ins w:id="107" w:author="PR Preview" w:date="2026-01-01T00:00:00Z">
-        <w:r>
-          <w:t xml:space="preserve"> </w:t>
-        </w:r>
-      </w:ins>
-      <w:ins w:id="108" w:author="PR Preview" w:date="2026-01-01T00:00:00Z">
-        <w:r>
-          <w:t xml:space="preserve">and report each one’s sample mean (with a 95% confidence interval)</w:t>
-        </w:r>
-      </w:ins>
-      <w:ins w:id="109" w:author="PR Preview" w:date="2026-01-01T00:00:00Z">
-        <w:r>
-          <w:t xml:space="preserve"> </w:t>
-        </w:r>
-      </w:ins>
-      <w:ins w:id="110" w:author="PR Preview" w:date="2026-01-01T00:00:00Z">
-        <w:r>
-          <w:t xml:space="preserve">and variance (with a 95% confidence interval from the normal approximation</w:t>
-        </w:r>
-      </w:ins>
-      <w:ins w:id="111" w:author="PR Preview" w:date="2026-01-01T00:00:00Z">
-        <w:r>
-          <w:t xml:space="preserve"> </w:t>
-        </w:r>
-      </w:ins>
-      <w:ins w:id="112" w:author="PR Preview" w:date="2026-01-01T00:00:00Z">
-        <w:r>
-          <w:t xml:space="preserve">to the sampling distribution of a sample variance).</w:t>
-        </w:r>
-      </w:ins>
-    </w:p>
-    <w:p>
-      <w:pPr>
-        <w:pStyle w:val="SourceCode"/>
-      </w:pPr>
-      <w:r>
-        <w:rPr>
-          <w:rStyle w:val="NormalTok"/>
-        </w:rPr>
-        <w:t xml:space="preserve">birthwt </w:t>
-      </w:r>
-      <w:r>
-        <w:rPr>
-          <w:rStyle w:val="OtherTok"/>
-        </w:rPr>
-        <w:t xml:space="preserve">&lt;-</w:t>
-      </w:r>
-      <w:r>
-        <w:rPr>
-          <w:rStyle w:val="NormalTok"/>
-        </w:rPr>
-        <w:t xml:space="preserve"> </w:t>
-      </w:r>
-      <w:r>
-        <w:rPr>
-          <w:rStyle w:val="FunctionTok"/>
-        </w:rPr>
-        <w:t xml:space="preserve">read.csv</w:t>
-      </w:r>
-      <w:r>
-        <w:rPr>
-          <w:rStyle w:val="NormalTok"/>
-        </w:rPr>
-        <w:t xml:space="preserve">(</w:t>
-      </w:r>
-      <w:r>
-        <w:rPr>
-          <w:rStyle w:val="StringTok"/>
-        </w:rPr>
-        <w:t xml:space="preserve">"data/birthwt.csv"</w:t>
-      </w:r>
-      <w:r>
-        <w:rPr>
-          <w:rStyle w:val="NormalTok"/>
-        </w:rPr>
-        <w:t xml:space="preserve">)</w:t>
-      </w:r>
-      <w:r>
-        <w:br/>
-      </w:r>
-      <w:r>
-        <w:br/>
-      </w:r>
-      <w:r>
-        <w:rPr>
-          <w:rStyle w:val="CommentTok"/>
-        </w:rPr>
-        <w:t xml:space="preserve"># The Poisson rate: the observed mean number of previous premature labors.</w:t>
-      </w:r>
-      <w:r>
-        <w:br/>
-      </w:r>
-      <w:r>
-        <w:rPr>
-          <w:rStyle w:val="NormalTok"/>
-        </w:rPr>
-        <w:t xml:space="preserve">lambda </w:t>
-      </w:r>
-      <w:r>
-        <w:rPr>
-          <w:rStyle w:val="OtherTok"/>
-        </w:rPr>
-        <w:t xml:space="preserve">&lt;-</w:t>
-      </w:r>
-      <w:r>
-        <w:rPr>
-          <w:rStyle w:val="NormalTok"/>
-        </w:rPr>
-        <w:t xml:space="preserve"> </w:t>
-      </w:r>
-      <w:r>
-        <w:rPr>
-          <w:rStyle w:val="FunctionTok"/>
-        </w:rPr>
-        <w:t xml:space="preserve">mean</w:t>
-      </w:r>
-      <w:r>
-        <w:rPr>
-          <w:rStyle w:val="NormalTok"/>
-        </w:rPr>
-        <w:t xml:space="preserve">(birthwt</w:t>
-      </w:r>
-      <w:r>
-        <w:rPr>
-          <w:rStyle w:val="SpecialCharTok"/>
-        </w:rPr>
-        <w:t xml:space="preserve">$</w:t>
-      </w:r>
-      <w:r>
-        <w:rPr>
-          <w:rStyle w:val="NormalTok"/>
-        </w:rPr>
-        <w:t xml:space="preserve">ptl)</w:t>
-      </w:r>
-      <w:r>
-        <w:br/>
-      </w:r>
-      <w:r>
-        <w:rPr>
-          <w:rStyle w:val="CommentTok"/>
-        </w:rPr>
-        <w:t xml:space="preserve"># The estimand: the probability of a zero count.</w:t>
-      </w:r>
-      <w:r>
-        <w:br/>
-      </w:r>
-      <w:r>
-        <w:rPr>
-          <w:rStyle w:val="NormalTok"/>
-        </w:rPr>
-        <w:t xml:space="preserve">pi_true </w:t>
-      </w:r>
-      <w:r>
-        <w:rPr>
-          <w:rStyle w:val="OtherTok"/>
-        </w:rPr>
-        <w:t xml:space="preserve">&lt;-</w:t>
-      </w:r>
-      <w:r>
-        <w:rPr>
-          <w:rStyle w:val="NormalTok"/>
-        </w:rPr>
-        <w:t xml:space="preserve"> </w:t>
-      </w:r>
-      <w:r>
-        <w:rPr>
-          <w:rStyle w:val="FunctionTok"/>
-        </w:rPr>
-        <w:t xml:space="preserve">exp</w:t>
-      </w:r>
-      <w:r>
-        <w:rPr>
-          <w:rStyle w:val="NormalTok"/>
-        </w:rPr>
-        <w:t xml:space="preserve">(</w:t>
-      </w:r>
-      <w:r>
-        <w:rPr>
-          <w:rStyle w:val="SpecialCharTok"/>
-        </w:rPr>
-        <w:t xml:space="preserve">-</w:t>
-      </w:r>
-      <w:r>
-        <w:rPr>
-          <w:rStyle w:val="NormalTok"/>
-        </w:rPr>
-        <w:t xml:space="preserve">lambda)</w:t>
-      </w:r>
-      <w:r>
-        <w:br/>
-      </w:r>
-      <w:r>
-        <w:br/>
-      </w:r>
-      <w:r>
-        <w:rPr>
-          <w:rStyle w:val="NormalTok"/>
-        </w:rPr>
-        <w:t xml:space="preserve">n </w:t>
-      </w:r>
-      <w:r>
-        <w:rPr>
-          <w:rStyle w:val="OtherTok"/>
-        </w:rPr>
-        <w:t xml:space="preserve">&lt;-</w:t>
-      </w:r>
-      <w:r>
-        <w:rPr>
-          <w:rStyle w:val="NormalTok"/>
-        </w:rPr>
-        <w:t xml:space="preserve"> </w:t>
-      </w:r>
-      <w:r>
-        <w:rPr>
-          <w:rStyle w:val="DecValTok"/>
-        </w:rPr>
-        <w:t xml:space="preserve">20</w:t>
-      </w:r>
-      <w:r>
-        <w:br/>
-      </w:r>
-      <w:r>
-        <w:rPr>
-          <w:rStyle w:val="NormalTok"/>
-        </w:rPr>
-        <w:t xml:space="preserve">n_reps </w:t>
-      </w:r>
-      <w:r>
-        <w:rPr>
-          <w:rStyle w:val="OtherTok"/>
-        </w:rPr>
-        <w:t xml:space="preserve">&lt;-</w:t>
-      </w:r>
-      <w:r>
-        <w:rPr>
-          <w:rStyle w:val="NormalTok"/>
-        </w:rPr>
-        <w:t xml:space="preserve"> </w:t>
-      </w:r>
-      <w:r>
-        <w:rPr>
-          <w:rStyle w:val="DecValTok"/>
-        </w:rPr>
-        <w:t xml:space="preserve">10000</w:t>
-      </w:r>
-      <w:r>
-        <w:br/>
-      </w:r>
-      <w:r>
-        <w:br/>
-      </w:r>
-      <w:r>
-        <w:rPr>
-          <w:rStyle w:val="FunctionTok"/>
-        </w:rPr>
-        <w:t xml:space="preserve">set.seed</w:t>
-      </w:r>
-      <w:r>
-        <w:rPr>
-          <w:rStyle w:val="NormalTok"/>
-        </w:rPr>
-        <w:t xml:space="preserve">(</w:t>
-      </w:r>
-      <w:r>
-        <w:rPr>
-          <w:rStyle w:val="DecValTok"/>
-        </w:rPr>
-        <w:t xml:space="preserve">1945</w:t>
-      </w:r>
-      <w:r>
-        <w:rPr>
-          <w:rStyle w:val="NormalTok"/>
-        </w:rPr>
-        <w:t xml:space="preserve">)</w:t>
-      </w:r>
-      <w:r>
-        <w:br/>
-      </w:r>
-      <w:r>
-        <w:rPr>
-          <w:rStyle w:val="CommentTok"/>
-        </w:rPr>
-        <w:t xml:space="preserve"># One row per sample of n counts.</w:t>
-      </w:r>
-      <w:r>
-        <w:br/>
-      </w:r>
-      <w:r>
-        <w:rPr>
-          <w:rStyle w:val="NormalTok"/>
-        </w:rPr>
-        <w:t xml:space="preserve">samples </w:t>
-      </w:r>
-      <w:r>
-        <w:rPr>
-          <w:rStyle w:val="OtherTok"/>
-        </w:rPr>
-        <w:t xml:space="preserve">&lt;-</w:t>
-      </w:r>
-      <w:r>
-        <w:rPr>
-          <w:rStyle w:val="NormalTok"/>
-        </w:rPr>
-        <w:t xml:space="preserve"> </w:t>
-      </w:r>
-      <w:r>
-        <w:rPr>
-          <w:rStyle w:val="FunctionTok"/>
-        </w:rPr>
-        <w:t xml:space="preserve">matrix</w:t>
-      </w:r>
-      <w:r>
-        <w:rPr>
-          <w:rStyle w:val="NormalTok"/>
-        </w:rPr>
-        <w:t xml:space="preserve">(</w:t>
-      </w:r>
-      <w:r>
-        <w:rPr>
-          <w:rStyle w:val="FunctionTok"/>
-        </w:rPr>
-        <w:t xml:space="preserve">rpois</w:t>
-      </w:r>
-      <w:r>
-        <w:rPr>
-          <w:rStyle w:val="NormalTok"/>
-        </w:rPr>
-        <w:t xml:space="preserve">(n </w:t>
-      </w:r>
-      <w:r>
-        <w:rPr>
-          <w:rStyle w:val="SpecialCharTok"/>
-        </w:rPr>
-        <w:t xml:space="preserve">*</w:t>
-      </w:r>
-      <w:r>
-        <w:rPr>
-          <w:rStyle w:val="NormalTok"/>
-        </w:rPr>
-        <w:t xml:space="preserve"> n_reps, lambda), </w:t>
-      </w:r>
-      <w:r>
-        <w:rPr>
-          <w:rStyle w:val="AttributeTok"/>
-        </w:rPr>
-        <w:t xml:space="preserve">nrow =</w:t>
-      </w:r>
-      <w:r>
-        <w:rPr>
-          <w:rStyle w:val="NormalTok"/>
-        </w:rPr>
-        <w:t xml:space="preserve"> n_reps)</w:t>
-      </w:r>
-      <w:r>
-        <w:br/>
-      </w:r>
-      <w:r>
-        <w:rPr>
-          <w:rStyle w:val="NormalTok"/>
-        </w:rPr>
-        <w:t xml:space="preserve">s_sum </w:t>
-      </w:r>
-      <w:r>
-        <w:rPr>
-          <w:rStyle w:val="OtherTok"/>
-        </w:rPr>
-        <w:t xml:space="preserve">&lt;-</w:t>
-      </w:r>
-      <w:r>
-        <w:rPr>
-          <w:rStyle w:val="NormalTok"/>
-        </w:rPr>
-        <w:t xml:space="preserve"> </w:t>
-      </w:r>
-      <w:r>
-        <w:rPr>
-          <w:rStyle w:val="FunctionTok"/>
-        </w:rPr>
-        <w:t xml:space="preserve">rowSums</w:t>
-      </w:r>
-      <w:r>
-        <w:rPr>
-          <w:rStyle w:val="NormalTok"/>
-        </w:rPr>
-        <w:t xml:space="preserve">(samples)</w:t>
-      </w:r>
-      <w:r>
-        <w:br/>
-      </w:r>
-      <w:r>
-        <w:br/>
-      </w:r>
-      <w:r>
-        <w:rPr>
-          <w:rStyle w:val="CommentTok"/>
-        </w:rPr>
-        <w:t xml:space="preserve"># The crude estimator and its Rao-Blackwellization.</w:t>
-      </w:r>
-      <w:r>
-        <w:br/>
-      </w:r>
-      <w:r>
-        <w:rPr>
-          <w:rStyle w:val="NormalTok"/>
-        </w:rPr>
-        <w:t xml:space="preserve">est </w:t>
-      </w:r>
-      <w:r>
-        <w:rPr>
-          <w:rStyle w:val="OtherTok"/>
-        </w:rPr>
-        <w:t xml:space="preserve">&lt;-</w:t>
-      </w:r>
-      <w:r>
-        <w:rPr>
-          <w:rStyle w:val="NormalTok"/>
-        </w:rPr>
-        <w:t xml:space="preserve"> </w:t>
-      </w:r>
-      <w:r>
-        <w:rPr>
-          <w:rStyle w:val="FunctionTok"/>
-        </w:rPr>
-        <w:t xml:space="preserve">data.frame</w:t>
-      </w:r>
-      <w:r>
-        <w:rPr>
-          <w:rStyle w:val="NormalTok"/>
-        </w:rPr>
-        <w:t xml:space="preserve">(</w:t>
-      </w:r>
-      <w:r>
-        <w:br/>
-      </w:r>
-      <w:r>
-        <w:rPr>
-          <w:rStyle w:val="NormalTok"/>
-        </w:rPr>
-        <w:t xml:space="preserve">  </w:t>
-      </w:r>
-      <w:r>
-        <w:rPr>
-          <w:rStyle w:val="AttributeTok"/>
-        </w:rPr>
-        <w:t xml:space="preserve">crude =</w:t>
-      </w:r>
-      <w:r>
-        <w:rPr>
-          <w:rStyle w:val="NormalTok"/>
-        </w:rPr>
-        <w:t xml:space="preserve"> </w:t>
-      </w:r>
-      <w:r>
-        <w:rPr>
-          <w:rStyle w:val="FunctionTok"/>
-        </w:rPr>
-        <w:t xml:space="preserve">as.numeric</w:t>
-      </w:r>
-      <w:r>
-        <w:rPr>
-          <w:rStyle w:val="NormalTok"/>
-        </w:rPr>
-        <w:t xml:space="preserve">(samples[, </w:t>
-      </w:r>
-      <w:r>
-        <w:rPr>
-          <w:rStyle w:val="DecValTok"/>
-        </w:rPr>
-        <w:t xml:space="preserve">1</w:t>
-      </w:r>
-      <w:r>
-        <w:rPr>
-          <w:rStyle w:val="NormalTok"/>
-        </w:rPr>
-        <w:t xml:space="preserve">] </w:t>
-      </w:r>
-      <w:r>
-        <w:rPr>
-          <w:rStyle w:val="SpecialCharTok"/>
-        </w:rPr>
-        <w:t xml:space="preserve">==</w:t>
-      </w:r>
-      <w:r>
-        <w:rPr>
-          <w:rStyle w:val="NormalTok"/>
-        </w:rPr>
-        <w:t xml:space="preserve"> </w:t>
-      </w:r>
-      <w:r>
-        <w:rPr>
-          <w:rStyle w:val="DecValTok"/>
-        </w:rPr>
-        <w:t xml:space="preserve">0</w:t>
-      </w:r>
-      <w:r>
-        <w:rPr>
-          <w:rStyle w:val="NormalTok"/>
-        </w:rPr>
-        <w:t xml:space="preserve">),</w:t>
-      </w:r>
-      <w:r>
-        <w:br/>
-      </w:r>
-      <w:r>
-        <w:rPr>
-          <w:rStyle w:val="NormalTok"/>
-        </w:rPr>
-        <w:t xml:space="preserve">  </w:t>
-      </w:r>
-      <w:r>
-        <w:rPr>
-          <w:rStyle w:val="AttributeTok"/>
-        </w:rPr>
-        <w:t xml:space="preserve">rao_blackwell =</w:t>
-      </w:r>
-      <w:r>
-        <w:rPr>
-          <w:rStyle w:val="NormalTok"/>
-        </w:rPr>
-        <w:t xml:space="preserve"> ((n </w:t>
-      </w:r>
-      <w:r>
-        <w:rPr>
-          <w:rStyle w:val="SpecialCharTok"/>
-        </w:rPr>
-        <w:t xml:space="preserve">-</w:t>
-      </w:r>
-      <w:r>
-        <w:rPr>
-          <w:rStyle w:val="NormalTok"/>
-        </w:rPr>
-        <w:t xml:space="preserve"> </w:t>
-      </w:r>
-      <w:r>
-        <w:rPr>
-          <w:rStyle w:val="DecValTok"/>
-        </w:rPr>
-        <w:t xml:space="preserve">1</w:t>
-      </w:r>
-      <w:r>
-        <w:rPr>
-          <w:rStyle w:val="NormalTok"/>
-        </w:rPr>
-        <w:t xml:space="preserve">) </w:t>
-      </w:r>
-      <w:r>
-        <w:rPr>
-          <w:rStyle w:val="SpecialCharTok"/>
-        </w:rPr>
-        <w:t xml:space="preserve">/</w:t>
-      </w:r>
-      <w:r>
-        <w:rPr>
-          <w:rStyle w:val="NormalTok"/>
-        </w:rPr>
-        <w:t xml:space="preserve"> n)</w:t>
-      </w:r>
-      <w:r>
-        <w:rPr>
-          <w:rStyle w:val="SpecialCharTok"/>
-        </w:rPr>
-        <w:t xml:space="preserve">^</w:t>
-      </w:r>
-      <w:r>
-        <w:rPr>
-          <w:rStyle w:val="NormalTok"/>
-        </w:rPr>
-        <w:t xml:space="preserve">s_sum</w:t>
-      </w:r>
-      <w:r>
-        <w:br/>
-      </w:r>
-      <w:r>
-        <w:rPr>
-          <w:rStyle w:val="NormalTok"/>
-        </w:rPr>
-        <w:t xml:space="preserve">)</w:t>
-      </w:r>
-      <w:r>
-        <w:br/>
-      </w:r>
-      <w:r>
-        <w:br/>
-      </w:r>
-      <w:r>
-        <w:rPr>
-          <w:rStyle w:val="CommentTok"/>
-        </w:rPr>
-        <w:t xml:space="preserve"># Mean with a t interval; variance with a normal-approximation interval,</w:t>
-      </w:r>
-      <w:r>
-        <w:br/>
-      </w:r>
-      <w:r>
-        <w:rPr>
-          <w:rStyle w:val="CommentTok"/>
-        </w:rPr>
-        <w:t xml:space="preserve"># using the standard error sqrt((m4 - s^4) / N) of a sample variance.</w:t>
-      </w:r>
-      <w:r>
-        <w:br/>
-      </w:r>
-      <w:r>
-        <w:rPr>
-          <w:rStyle w:val="NormalTok"/>
-        </w:rPr>
-        <w:t xml:space="preserve">summarize_estimator </w:t>
-      </w:r>
-      <w:r>
-        <w:rPr>
-          <w:rStyle w:val="OtherTok"/>
-        </w:rPr>
-        <w:t xml:space="preserve">&lt;-</w:t>
-      </w:r>
-      <w:r>
-        <w:rPr>
-          <w:rStyle w:val="NormalTok"/>
-        </w:rPr>
-        <w:t xml:space="preserve"> </w:t>
-      </w:r>
-      <w:r>
-        <w:rPr>
-          <w:rStyle w:val="ControlFlowTok"/>
-        </w:rPr>
-        <w:t xml:space="preserve">function</w:t>
-      </w:r>
-      <w:r>
-        <w:rPr>
-          <w:rStyle w:val="NormalTok"/>
-        </w:rPr>
-        <w:t xml:space="preserve">(x) {</w:t>
-      </w:r>
-      <w:r>
-        <w:br/>
-      </w:r>
-      <w:r>
-        <w:rPr>
-          <w:rStyle w:val="NormalTok"/>
-        </w:rPr>
-        <w:t xml:space="preserve">  tt </w:t>
-      </w:r>
-      <w:r>
-        <w:rPr>
-          <w:rStyle w:val="OtherTok"/>
-        </w:rPr>
-        <w:t xml:space="preserve">&lt;-</w:t>
-      </w:r>
-      <w:r>
-        <w:rPr>
-          <w:rStyle w:val="NormalTok"/>
-        </w:rPr>
-        <w:t xml:space="preserve"> </w:t>
-      </w:r>
-      <w:r>
-        <w:rPr>
-          <w:rStyle w:val="FunctionTok"/>
-        </w:rPr>
-        <w:t xml:space="preserve">t.test</w:t>
-      </w:r>
-      <w:r>
-        <w:rPr>
-          <w:rStyle w:val="NormalTok"/>
-        </w:rPr>
-        <w:t xml:space="preserve">(x)</w:t>
-      </w:r>
-      <w:r>
-        <w:br/>
-      </w:r>
-      <w:r>
-        <w:rPr>
-          <w:rStyle w:val="NormalTok"/>
-        </w:rPr>
-        <w:t xml:space="preserve">  v </w:t>
-      </w:r>
-      <w:r>
-        <w:rPr>
-          <w:rStyle w:val="OtherTok"/>
-        </w:rPr>
-        <w:t xml:space="preserve">&lt;-</w:t>
-      </w:r>
-      <w:r>
-        <w:rPr>
-          <w:rStyle w:val="NormalTok"/>
-        </w:rPr>
-        <w:t xml:space="preserve"> </w:t>
-      </w:r>
-      <w:r>
-        <w:rPr>
-          <w:rStyle w:val="FunctionTok"/>
-        </w:rPr>
-        <w:t xml:space="preserve">var</w:t>
-      </w:r>
-      <w:r>
-        <w:rPr>
-          <w:rStyle w:val="NormalTok"/>
-        </w:rPr>
-        <w:t xml:space="preserve">(x)</w:t>
-      </w:r>
-      <w:r>
-        <w:br/>
-      </w:r>
-      <w:r>
-        <w:rPr>
-          <w:rStyle w:val="NormalTok"/>
-        </w:rPr>
-        <w:t xml:space="preserve">  m4 </w:t>
-      </w:r>
-      <w:r>
-        <w:rPr>
-          <w:rStyle w:val="OtherTok"/>
-        </w:rPr>
-        <w:t xml:space="preserve">&lt;-</w:t>
-      </w:r>
-      <w:r>
-        <w:rPr>
-          <w:rStyle w:val="NormalTok"/>
-        </w:rPr>
-        <w:t xml:space="preserve"> </w:t>
-      </w:r>
-      <w:r>
-        <w:rPr>
-          <w:rStyle w:val="FunctionTok"/>
-        </w:rPr>
-        <w:t xml:space="preserve">mean</w:t>
-      </w:r>
-      <w:r>
-        <w:rPr>
-          <w:rStyle w:val="NormalTok"/>
-        </w:rPr>
-        <w:t xml:space="preserve">((x </w:t>
-      </w:r>
-      <w:r>
-        <w:rPr>
-          <w:rStyle w:val="SpecialCharTok"/>
-        </w:rPr>
-        <w:t xml:space="preserve">-</w:t>
-      </w:r>
-      <w:r>
-        <w:rPr>
-          <w:rStyle w:val="NormalTok"/>
-        </w:rPr>
-        <w:t xml:space="preserve"> </w:t>
-      </w:r>
-      <w:r>
-        <w:rPr>
-          <w:rStyle w:val="FunctionTok"/>
-        </w:rPr>
-        <w:t xml:space="preserve">mean</w:t>
-      </w:r>
-      <w:r>
-        <w:rPr>
-          <w:rStyle w:val="NormalTok"/>
-        </w:rPr>
-        <w:t xml:space="preserve">(x))</w:t>
-      </w:r>
-      <w:r>
-        <w:rPr>
-          <w:rStyle w:val="SpecialCharTok"/>
-        </w:rPr>
-        <w:t xml:space="preserve">^</w:t>
-      </w:r>
-      <w:r>
-        <w:rPr>
-          <w:rStyle w:val="DecValTok"/>
-        </w:rPr>
-        <w:t xml:space="preserve">4</w:t>
-      </w:r>
-      <w:r>
-        <w:rPr>
-          <w:rStyle w:val="NormalTok"/>
-        </w:rPr>
-        <w:t xml:space="preserve">)</w:t>
-      </w:r>
-      <w:r>
-        <w:br/>
-      </w:r>
-      <w:r>
-        <w:rPr>
-          <w:rStyle w:val="NormalTok"/>
-        </w:rPr>
-        <w:t xml:space="preserve">  se_v </w:t>
-      </w:r>
-      <w:r>
-        <w:rPr>
-          <w:rStyle w:val="OtherTok"/>
-        </w:rPr>
-        <w:t xml:space="preserve">&lt;-</w:t>
-      </w:r>
-      <w:r>
-        <w:rPr>
-          <w:rStyle w:val="NormalTok"/>
-        </w:rPr>
-        <w:t xml:space="preserve"> </w:t>
-      </w:r>
-      <w:r>
-        <w:rPr>
-          <w:rStyle w:val="FunctionTok"/>
-        </w:rPr>
-        <w:t xml:space="preserve">sqrt</w:t>
-      </w:r>
-      <w:r>
-        <w:rPr>
-          <w:rStyle w:val="NormalTok"/>
-        </w:rPr>
-        <w:t xml:space="preserve">((m4 </w:t>
-      </w:r>
-      <w:r>
-        <w:rPr>
-          <w:rStyle w:val="SpecialCharTok"/>
-        </w:rPr>
-        <w:t xml:space="preserve">-</w:t>
-      </w:r>
-      <w:r>
-        <w:rPr>
-          <w:rStyle w:val="NormalTok"/>
-        </w:rPr>
-        <w:t xml:space="preserve"> v</w:t>
-      </w:r>
-      <w:r>
-        <w:rPr>
-          <w:rStyle w:val="SpecialCharTok"/>
-        </w:rPr>
-        <w:t xml:space="preserve">^</w:t>
-      </w:r>
-      <w:r>
-        <w:rPr>
-          <w:rStyle w:val="DecValTok"/>
-        </w:rPr>
-        <w:t xml:space="preserve">2</w:t>
-      </w:r>
-      <w:r>
-        <w:rPr>
-          <w:rStyle w:val="NormalTok"/>
-        </w:rPr>
-        <w:t xml:space="preserve">) </w:t>
-      </w:r>
-      <w:r>
-        <w:rPr>
-          <w:rStyle w:val="SpecialCharTok"/>
-        </w:rPr>
-        <w:t xml:space="preserve">/</w:t>
-      </w:r>
-      <w:r>
-        <w:rPr>
-          <w:rStyle w:val="NormalTok"/>
-        </w:rPr>
-        <w:t xml:space="preserve"> </w:t>
-      </w:r>
-      <w:r>
-        <w:rPr>
-          <w:rStyle w:val="FunctionTok"/>
-        </w:rPr>
-        <w:t xml:space="preserve">length</w:t>
-      </w:r>
-      <w:r>
-        <w:rPr>
-          <w:rStyle w:val="NormalTok"/>
-        </w:rPr>
-        <w:t xml:space="preserve">(x))</w:t>
-      </w:r>
-      <w:r>
-        <w:br/>
-      </w:r>
-      <w:r>
-        <w:rPr>
-          <w:rStyle w:val="NormalTok"/>
-        </w:rPr>
-        <w:t xml:space="preserve">  </w:t>
-      </w:r>
-      <w:r>
-        <w:rPr>
-          <w:rStyle w:val="FunctionTok"/>
-        </w:rPr>
-        <w:t xml:space="preserve">data.frame</w:t>
-      </w:r>
-      <w:r>
-        <w:rPr>
-          <w:rStyle w:val="NormalTok"/>
-        </w:rPr>
-        <w:t xml:space="preserve">(</w:t>
-      </w:r>
-      <w:r>
-        <w:br/>
-      </w:r>
-      <w:r>
-        <w:rPr>
-          <w:rStyle w:val="NormalTok"/>
-        </w:rPr>
-        <w:t xml:space="preserve">    </w:t>
-      </w:r>
-      <w:r>
-        <w:rPr>
-          <w:rStyle w:val="AttributeTok"/>
-        </w:rPr>
-        <w:t xml:space="preserve">mean =</w:t>
-      </w:r>
-      <w:r>
-        <w:rPr>
-          <w:rStyle w:val="NormalTok"/>
-        </w:rPr>
-        <w:t xml:space="preserve"> </w:t>
-      </w:r>
-      <w:r>
-        <w:rPr>
-          <w:rStyle w:val="FunctionTok"/>
-        </w:rPr>
-        <w:t xml:space="preserve">mean</w:t>
-      </w:r>
-      <w:r>
-        <w:rPr>
-          <w:rStyle w:val="NormalTok"/>
-        </w:rPr>
-        <w:t xml:space="preserve">(x),</w:t>
-      </w:r>
-      <w:r>
-        <w:br/>
-      </w:r>
-      <w:r>
-        <w:rPr>
-          <w:rStyle w:val="NormalTok"/>
-        </w:rPr>
-        <w:t xml:space="preserve">    </w:t>
-      </w:r>
-      <w:r>
-        <w:rPr>
-          <w:rStyle w:val="AttributeTok"/>
-        </w:rPr>
-        <w:t xml:space="preserve">mean_lower =</w:t>
-      </w:r>
-      <w:r>
-        <w:rPr>
-          <w:rStyle w:val="NormalTok"/>
-        </w:rPr>
-        <w:t xml:space="preserve"> tt</w:t>
-      </w:r>
-      <w:r>
-        <w:rPr>
-          <w:rStyle w:val="SpecialCharTok"/>
-        </w:rPr>
-        <w:t xml:space="preserve">$</w:t>
-      </w:r>
-      <w:r>
-        <w:rPr>
-          <w:rStyle w:val="NormalTok"/>
-        </w:rPr>
-        <w:t xml:space="preserve">conf.int[</w:t>
-      </w:r>
-      <w:r>
-        <w:rPr>
-          <w:rStyle w:val="DecValTok"/>
-        </w:rPr>
-        <w:t xml:space="preserve">1</w:t>
-      </w:r>
-      <w:r>
-        <w:rPr>
-          <w:rStyle w:val="NormalTok"/>
-        </w:rPr>
-        <w:t xml:space="preserve">],</w:t>
-      </w:r>
-      <w:r>
-        <w:br/>
-      </w:r>
-      <w:r>
-        <w:rPr>
-          <w:rStyle w:val="NormalTok"/>
-        </w:rPr>
-        <w:t xml:space="preserve">    </w:t>
-      </w:r>
-      <w:r>
-        <w:rPr>
-          <w:rStyle w:val="AttributeTok"/>
-        </w:rPr>
-        <w:t xml:space="preserve">mean_upper =</w:t>
-      </w:r>
-      <w:r>
-        <w:rPr>
-          <w:rStyle w:val="NormalTok"/>
-        </w:rPr>
-        <w:t xml:space="preserve"> tt</w:t>
-      </w:r>
-      <w:r>
-        <w:rPr>
-          <w:rStyle w:val="SpecialCharTok"/>
-        </w:rPr>
-        <w:t xml:space="preserve">$</w:t>
-      </w:r>
-      <w:r>
-        <w:rPr>
-          <w:rStyle w:val="NormalTok"/>
-        </w:rPr>
-        <w:t xml:space="preserve">conf.int[</w:t>
-      </w:r>
-      <w:r>
-        <w:rPr>
-          <w:rStyle w:val="DecValTok"/>
-        </w:rPr>
-        <w:t xml:space="preserve">2</w:t>
-      </w:r>
-      <w:r>
-        <w:rPr>
-          <w:rStyle w:val="NormalTok"/>
-        </w:rPr>
-        <w:t xml:space="preserve">],</w:t>
-      </w:r>
-      <w:r>
-        <w:br/>
-      </w:r>
-      <w:r>
-        <w:rPr>
-          <w:rStyle w:val="NormalTok"/>
-        </w:rPr>
-        <w:t xml:space="preserve">    </w:t>
-      </w:r>
-      <w:r>
-        <w:rPr>
-          <w:rStyle w:val="AttributeTok"/>
-        </w:rPr>
-        <w:t xml:space="preserve">variance =</w:t>
-      </w:r>
-      <w:r>
-        <w:rPr>
-          <w:rStyle w:val="NormalTok"/>
-        </w:rPr>
-        <w:t xml:space="preserve"> v,</w:t>
-      </w:r>
-      <w:r>
-        <w:br/>
-      </w:r>
-      <w:r>
-        <w:rPr>
-          <w:rStyle w:val="NormalTok"/>
-        </w:rPr>
-        <w:t xml:space="preserve">    </w:t>
-      </w:r>
-      <w:r>
-        <w:rPr>
-          <w:rStyle w:val="AttributeTok"/>
-        </w:rPr>
-        <w:t xml:space="preserve">var_lower =</w:t>
-      </w:r>
-      <w:r>
-        <w:rPr>
-          <w:rStyle w:val="NormalTok"/>
-        </w:rPr>
-        <w:t xml:space="preserve"> v </w:t>
-      </w:r>
-      <w:r>
-        <w:rPr>
-          <w:rStyle w:val="SpecialCharTok"/>
-        </w:rPr>
-        <w:t xml:space="preserve">-</w:t>
-      </w:r>
-      <w:r>
-        <w:rPr>
-          <w:rStyle w:val="NormalTok"/>
-        </w:rPr>
-        <w:t xml:space="preserve"> </w:t>
-      </w:r>
-      <w:r>
-        <w:rPr>
-          <w:rStyle w:val="FloatTok"/>
-        </w:rPr>
-        <w:t xml:space="preserve">1.96</w:t>
-      </w:r>
-      <w:r>
-        <w:rPr>
-          <w:rStyle w:val="NormalTok"/>
-        </w:rPr>
-        <w:t xml:space="preserve"> </w:t>
-      </w:r>
-      <w:r>
-        <w:rPr>
-          <w:rStyle w:val="SpecialCharTok"/>
-        </w:rPr>
-        <w:t xml:space="preserve">*</w:t>
-      </w:r>
-      <w:r>
-        <w:rPr>
-          <w:rStyle w:val="NormalTok"/>
-        </w:rPr>
-        <w:t xml:space="preserve"> se_v,</w:t>
-      </w:r>
-      <w:r>
-        <w:br/>
-      </w:r>
-      <w:r>
-        <w:rPr>
-          <w:rStyle w:val="NormalTok"/>
-        </w:rPr>
-        <w:t xml:space="preserve">    </w:t>
-      </w:r>
-      <w:r>
-        <w:rPr>
-          <w:rStyle w:val="AttributeTok"/>
-        </w:rPr>
-        <w:t xml:space="preserve">var_upper =</w:t>
-      </w:r>
-      <w:r>
-        <w:rPr>
-          <w:rStyle w:val="NormalTok"/>
-        </w:rPr>
-        <w:t xml:space="preserve"> v </w:t>
-      </w:r>
-      <w:r>
-        <w:rPr>
-          <w:rStyle w:val="SpecialCharTok"/>
-        </w:rPr>
-        <w:t xml:space="preserve">+</w:t>
-      </w:r>
-      <w:r>
-        <w:rPr>
-          <w:rStyle w:val="NormalTok"/>
-        </w:rPr>
-        <w:t xml:space="preserve"> </w:t>
-      </w:r>
-      <w:r>
-        <w:rPr>
-          <w:rStyle w:val="FloatTok"/>
-        </w:rPr>
-        <w:t xml:space="preserve">1.96</w:t>
-      </w:r>
-      <w:r>
-        <w:rPr>
-          <w:rStyle w:val="NormalTok"/>
-        </w:rPr>
-        <w:t xml:space="preserve"> </w:t>
-      </w:r>
-      <w:r>
-        <w:rPr>
-          <w:rStyle w:val="SpecialCharTok"/>
-        </w:rPr>
-        <w:t xml:space="preserve">*</w:t>
-      </w:r>
-      <w:r>
-        <w:rPr>
-          <w:rStyle w:val="NormalTok"/>
-        </w:rPr>
-        <w:t xml:space="preserve"> se_v</w:t>
-      </w:r>
-      <w:r>
-        <w:br/>
-      </w:r>
-      <w:r>
-        <w:rPr>
-          <w:rStyle w:val="NormalTok"/>
-        </w:rPr>
-        <w:t xml:space="preserve">  )</w:t>
-      </w:r>
-      <w:r>
-        <w:br/>
-      </w:r>
-      <w:r>
-        <w:rPr>
-          <w:rStyle w:val="NormalTok"/>
-        </w:rPr>
-        <w:t xml:space="preserve">}</w:t>
-      </w:r>
-      <w:r>
-        <w:br/>
-      </w:r>
-      <w:r>
-        <w:rPr>
-          <w:rStyle w:val="NormalTok"/>
-        </w:rPr>
-        <w:t xml:space="preserve">rb_summary </w:t>
-      </w:r>
-      <w:r>
-        <w:rPr>
-          <w:rStyle w:val="OtherTok"/>
-        </w:rPr>
-        <w:t xml:space="preserve">&lt;-</w:t>
-      </w:r>
-      <w:r>
-        <w:rPr>
-          <w:rStyle w:val="NormalTok"/>
-        </w:rPr>
-        <w:t xml:space="preserve"> </w:t>
-      </w:r>
-      <w:r>
-        <w:rPr>
-          <w:rStyle w:val="FunctionTok"/>
-        </w:rPr>
-        <w:t xml:space="preserve">do.call</w:t>
-      </w:r>
-      <w:r>
-        <w:rPr>
-          <w:rStyle w:val="NormalTok"/>
-        </w:rPr>
-        <w:t xml:space="preserve">(rbind, </w:t>
-      </w:r>
-      <w:r>
-        <w:rPr>
-          <w:rStyle w:val="FunctionTok"/>
-        </w:rPr>
-        <w:t xml:space="preserve">lapply</w:t>
-      </w:r>
-      <w:r>
-        <w:rPr>
-          <w:rStyle w:val="NormalTok"/>
-        </w:rPr>
-        <w:t xml:space="preserve">(est, summarize_estimator))</w:t>
-      </w:r>
-      <w:r>
-        <w:br/>
-      </w:r>
-      <w:r>
-        <w:rPr>
-          <w:rStyle w:val="FunctionTok"/>
-        </w:rPr>
-        <w:t xml:space="preserve">round</w:t>
-      </w:r>
-      <w:r>
-        <w:rPr>
-          <w:rStyle w:val="NormalTok"/>
-        </w:rPr>
-        <w:t xml:space="preserve">(rb_summary, </w:t>
-      </w:r>
-      <w:r>
-        <w:rPr>
-          <w:rStyle w:val="DecValTok"/>
-        </w:rPr>
-        <w:t xml:space="preserve">4</w:t>
-      </w:r>
-      <w:r>
-        <w:rPr>
-          <w:rStyle w:val="NormalTok"/>
-        </w:rPr>
-        <w:t xml:space="preserve">)</w:t>
-      </w:r>
-      <w:r>
-        <w:br/>
-      </w:r>
-      <w:r>
-        <w:rPr>
-          <w:rStyle w:val="CommentTok"/>
-        </w:rPr>
-        <w:t xml:space="preserve">#&gt; # A tibble: 2 × 6</w:t>
-      </w:r>
-      <w:r>
-        <w:br/>
-      </w:r>
-      <w:r>
-        <w:rPr>
-          <w:rStyle w:val="CommentTok"/>
-        </w:rPr>
-        <w:t xml:space="preserve">#&gt;    mean mean_lower mean_upper variance var_lower var_upper</w:t>
-      </w:r>
-      <w:r>
-        <w:br/>
-      </w:r>
-      <w:r>
-        <w:rPr>
-          <w:rStyle w:val="CommentTok"/>
-        </w:rPr>
-        <w:t xml:space="preserve">#&gt;   &lt;dbl&gt;      &lt;dbl&gt;      &lt;dbl&gt;    &lt;dbl&gt;     &lt;dbl&gt;     &lt;dbl&gt;</w:t>
-      </w:r>
-      <w:r>
-        <w:br/>
-      </w:r>
-      <w:r>
-        <w:rPr>
-          <w:rStyle w:val="CommentTok"/>
-        </w:rPr>
-        <w:t xml:space="preserve">#&gt; 1 0.816      0.808      0.824   0.150     0.145     0.155 </w:t>
-      </w:r>
-      <w:r>
-        <w:br/>
-      </w:r>
-      <w:r>
-        <w:rPr>
-          <w:rStyle w:val="CommentTok"/>
-        </w:rPr>
-        <w:t xml:space="preserve">#&gt; 2 0.823      0.821      0.824   0.0066    0.0064    0.0068</w:t>
-      </w:r>
-    </w:p>
-    <w:p>
-      <w:pPr>
-        <w:pStyle w:val="FirstParagraph"/>
-      </w:pPr>
-      <w:del w:id="113" w:author="PR Preview" w:date="2026-01-01T00:00:00Z">
-        <w:r>
-          <w:delText xml:space="preserve">The estimand is</w:delText>
-        </w:r>
-      </w:del>
-      <w:del w:id="114" w:author="PR Preview" w:date="2026-01-01T00:00:00Z">
-        <w:r>
-          <w:delText xml:space="preserve"> </w:delText>
-        </w:r>
-      </w:del>
-      <m:oMath>
-        <m:r>
-          <m:t>π</m:t>
-        </m:r>
-        <m:r>
-          <m:rPr>
-            <m:sty m:val="p"/>
-          </m:rPr>
-          <m:t>=</m:t>
-        </m:r>
-      </m:oMath>
-      <w:del w:id="115" w:author="PR Preview" w:date="2026-01-01T00:00:00Z">
-        <w:r>
-          <w:delText xml:space="preserve"> </w:delText>
-        </w:r>
-      </w:del>
-      <w:del w:id="116" w:author="PR Preview" w:date="2026-01-01T00:00:00Z">
-        <w:r>
-          <w:delText xml:space="preserve">0.822.</w:delText>
-        </w:r>
-      </w:del>
-      <w:del w:id="117" w:author="PR Preview" w:date="2026-01-01T00:00:00Z">
-        <w:r>
-          <w:delText xml:space="preserve"> </w:delText>
-        </w:r>
-      </w:del>
-      <w:del w:id="118" w:author="PR Preview" w:date="2026-01-01T00:00:00Z">
-        <w:r>
-          <w:delText xml:space="preserve">Both estimators have simulated means near it, as</w:delText>
-        </w:r>
-      </w:del>
-      <w:del w:id="119" w:author="PR Preview" w:date="2026-01-01T00:00:00Z">
-        <w:r>
-          <w:delText xml:space="preserve"> </w:delText>
-        </w:r>
-      </w:del>
-      <w:hyperlink w:anchor="thm-rb-unbiased">
-        <w:del w:id="120" w:author="PR Preview" w:date="2026-01-01T00:00:00Z">
-          <w:r>
-            <w:rPr>
-              <w:rStyle w:val="Hyperlink"/>
-            </w:rPr>
-            <w:delText xml:space="preserve">Theorem 2</w:delText>
-          </w:r>
-        </w:del>
       </w:hyperlink>
-      <w:del w:id="121" w:author="PR Preview" w:date="2026-01-01T00:00:00Z">
-        <w:r>
-          <w:delText xml:space="preserve"> </w:delText>
-        </w:r>
-      </w:del>
-      <w:del w:id="122" w:author="PR Preview" w:date="2026-01-01T00:00:00Z">
-        <w:r>
-          <w:delText xml:space="preserve">says they must.</w:delText>
-        </w:r>
-      </w:del>
-      <w:del w:id="123" w:author="PR Preview" w:date="2026-01-01T00:00:00Z">
-        <w:r>
-          <w:delText xml:space="preserve"> </w:delText>
-        </w:r>
-      </w:del>
-      <w:del w:id="124" w:author="PR Preview" w:date="2026-01-01T00:00:00Z">
-        <w:r>
-          <w:delText xml:space="preserve">The variance of the Rao–Blackwellized estimator is about 22.7 times smaller than that of the crude estimator,</w:delText>
-        </w:r>
-      </w:del>
-      <w:del w:id="125" w:author="PR Preview" w:date="2026-01-01T00:00:00Z">
-        <w:r>
-          <w:delText xml:space="preserve"> </w:delText>
-        </w:r>
-      </w:del>
-      <w:del w:id="126" w:author="PR Preview" w:date="2026-01-01T00:00:00Z">
-        <w:r>
-          <w:delText xml:space="preserve">as</w:delText>
-        </w:r>
-      </w:del>
-      <w:del w:id="127" w:author="PR Preview" w:date="2026-01-01T00:00:00Z">
-        <w:r>
-          <w:delText xml:space="preserve"> </w:delText>
-        </w:r>
-      </w:del>
-      <w:hyperlink w:anchor="thm-rao-blackwell">
-        <w:del w:id="128" w:author="PR Preview" w:date="2026-01-01T00:00:00Z">
-          <w:r>
-            <w:rPr>
-              <w:rStyle w:val="Hyperlink"/>
-            </w:rPr>
-            <w:delText xml:space="preserve">Theorem 3</w:delText>
-          </w:r>
-        </w:del>
-      </w:hyperlink>
-      <w:del w:id="129" w:author="PR Preview" w:date="2026-01-01T00:00:00Z">
-        <w:r>
-          <w:delText xml:space="preserve"> </w:delText>
-        </w:r>
-      </w:del>
-      <w:del w:id="130" w:author="PR Preview" w:date="2026-01-01T00:00:00Z">
-        <w:r>
-          <w:delText xml:space="preserve">requires.</w:delText>
-        </w:r>
-      </w:del>
-    </w:p>
-    <w:p>
-      <w:pPr>
-        <w:pStyle w:val="FirstParagraph"/>
-      </w:pPr>
-      <w:ins w:id="131" w:author="PR Preview" w:date="2026-01-01T00:00:00Z">
-        <w:r>
-          <w:t xml:space="preserve">The estimand is</w:t>
-        </w:r>
-      </w:ins>
-      <w:ins w:id="132" w:author="PR Preview" w:date="2026-01-01T00:00:00Z">
-        <w:r>
-          <w:t xml:space="preserve"> </w:t>
-        </w:r>
-      </w:ins>
-      <m:oMath>
-        <m:r>
-          <m:t>π</m:t>
-        </m:r>
-        <m:r>
-          <m:rPr>
-            <m:sty m:val="p"/>
-          </m:rPr>
-          <m:t>=</m:t>
-        </m:r>
-      </m:oMath>
-      <w:ins w:id="133" w:author="PR Preview" w:date="2026-01-01T00:00:00Z">
-        <w:r>
-          <w:t xml:space="preserve"> </w:t>
-        </w:r>
-      </w:ins>
-      <w:ins w:id="134" w:author="PR Preview" w:date="2026-01-01T00:00:00Z">
-        <w:r>
-          <w:t xml:space="preserve">0.822.</w:t>
-        </w:r>
-      </w:ins>
-      <w:ins w:id="135" w:author="PR Preview" w:date="2026-01-01T00:00:00Z">
-        <w:r>
-          <w:t xml:space="preserve"> </w:t>
-        </w:r>
-      </w:ins>
-      <w:ins w:id="136" w:author="PR Preview" w:date="2026-01-01T00:00:00Z">
-        <w:r>
-          <w:t xml:space="preserve">Both estimators have simulated sample means near it, as</w:t>
-        </w:r>
-      </w:ins>
-      <w:ins w:id="137" w:author="PR Preview" w:date="2026-01-01T00:00:00Z">
-        <w:r>
-          <w:t xml:space="preserve"> </w:t>
-        </w:r>
-      </w:ins>
-      <w:hyperlink w:anchor="thm-rb-unbiased">
-        <w:ins w:id="138" w:author="PR Preview" w:date="2026-01-01T00:00:00Z">
-          <w:r>
-            <w:rPr>
-              <w:rStyle w:val="Hyperlink"/>
-            </w:rPr>
-            <w:t xml:space="preserve">Theorem 2</w:t>
-          </w:r>
-        </w:ins>
-      </w:hyperlink>
-      <w:ins w:id="139" w:author="PR Preview" w:date="2026-01-01T00:00:00Z">
-        <w:r>
-          <w:t xml:space="preserve"> </w:t>
-        </w:r>
-      </w:ins>
-      <w:ins w:id="140" w:author="PR Preview" w:date="2026-01-01T00:00:00Z">
-        <w:r>
-          <w:t xml:space="preserve">says they must.</w:t>
-        </w:r>
-      </w:ins>
-      <w:ins w:id="141" w:author="PR Preview" w:date="2026-01-01T00:00:00Z">
-        <w:r>
-          <w:t xml:space="preserve"> </w:t>
-        </w:r>
-      </w:ins>
-      <w:ins w:id="142" w:author="PR Preview" w:date="2026-01-01T00:00:00Z">
-        <w:r>
-          <w:t xml:space="preserve">The variance of the Rao–Blackwellized estimator is about 22.7 times smaller than that of the crude estimator,</w:t>
-        </w:r>
-      </w:ins>
-      <w:ins w:id="143" w:author="PR Preview" w:date="2026-01-01T00:00:00Z">
-        <w:r>
-          <w:t xml:space="preserve"> </w:t>
-        </w:r>
-      </w:ins>
-      <w:ins w:id="144" w:author="PR Preview" w:date="2026-01-01T00:00:00Z">
-        <w:r>
-          <w:t xml:space="preserve">as</w:t>
-        </w:r>
-      </w:ins>
-      <w:ins w:id="145" w:author="PR Preview" w:date="2026-01-01T00:00:00Z">
-        <w:r>
-          <w:t xml:space="preserve"> </w:t>
-        </w:r>
-      </w:ins>
-      <w:hyperlink w:anchor="thm-rao-blackwell">
-        <w:ins w:id="146" w:author="PR Preview" w:date="2026-01-01T00:00:00Z">
-          <w:r>
-            <w:rPr>
-              <w:rStyle w:val="Hyperlink"/>
-            </w:rPr>
-            <w:t xml:space="preserve">Theorem 3</w:t>
-          </w:r>
-        </w:ins>
-      </w:hyperlink>
-      <w:ins w:id="147" w:author="PR Preview" w:date="2026-01-01T00:00:00Z">
-        <w:r>
-          <w:t xml:space="preserve"> </w:t>
-        </w:r>
-      </w:ins>
-      <w:ins w:id="148" w:author="PR Preview" w:date="2026-01-01T00:00:00Z">
-        <w:r>
-          <w:t xml:space="preserve">requires.</w:t>
-        </w:r>
-      </w:ins>
+      <w:r>
+        <w:t xml:space="preserve"> </w:t>
+      </w:r>
+      <w:r>
+        <w:t xml:space="preserve">requires.</w:t>
+      </w:r>
     </w:p>
     <w:tbl>
       <w:tblPr>
